--- a/readme.docx
+++ b/readme.docx
@@ -1095,7 +1095,7 @@
       <w:pPr>
         <w:numPr>
           <w:ilvl w:val="0"/>
-          <w:numId w:val="19"/>
+          <w:numId w:val="20"/>
         </w:numPr>
         <w:spacing w:after="120" w:lineRule="auto"/>
         <w:ind w:left="720" w:hanging="360"/>
@@ -1621,6 +1621,673 @@
     </w:p>
     <w:p>
       <w:pPr>
+        <w:keepNext w:val="0"/>
+        <w:keepLines w:val="0"/>
+        <w:pageBreakBefore w:val="0"/>
+        <w:widowControl w:val="1"/>
+        <w:pBdr>
+          <w:top w:space="0" w:sz="0" w:val="nil"/>
+          <w:left w:space="0" w:sz="0" w:val="nil"/>
+          <w:bottom w:space="0" w:sz="0" w:val="nil"/>
+          <w:right w:space="0" w:sz="0" w:val="nil"/>
+          <w:between w:space="0" w:sz="0" w:val="nil"/>
+        </w:pBdr>
+        <w:shd w:fill="auto" w:val="clear"/>
+        <w:spacing w:after="80" w:before="0" w:line="240" w:lineRule="auto"/>
+        <w:ind w:left="2160" w:right="0" w:firstLine="0"/>
+        <w:jc w:val="left"/>
+        <w:rPr>
+          <w:rFonts w:ascii="Arial" w:cs="Arial" w:eastAsia="Arial" w:hAnsi="Arial"/>
+          <w:sz w:val="24"/>
+          <w:szCs w:val="24"/>
+        </w:rPr>
+      </w:pPr>
+      <w:r>
+        <w:rPr>
+          <w:rtl w:val="0"/>
+        </w:rPr>
+      </w:r>
+    </w:p>
+    <w:p>
+      <w:pPr>
+        <w:keepNext w:val="0"/>
+        <w:keepLines w:val="0"/>
+        <w:pageBreakBefore w:val="0"/>
+        <w:widowControl w:val="1"/>
+        <w:pBdr>
+          <w:top w:space="0" w:sz="0" w:val="nil"/>
+          <w:left w:space="0" w:sz="0" w:val="nil"/>
+          <w:bottom w:space="0" w:sz="0" w:val="nil"/>
+          <w:right w:space="0" w:sz="0" w:val="nil"/>
+          <w:between w:space="0" w:sz="0" w:val="nil"/>
+        </w:pBdr>
+        <w:shd w:fill="auto" w:val="clear"/>
+        <w:spacing w:after="80" w:before="0" w:line="240" w:lineRule="auto"/>
+        <w:ind w:left="2160" w:right="0" w:firstLine="0"/>
+        <w:jc w:val="left"/>
+        <w:rPr>
+          <w:rFonts w:ascii="Arial" w:cs="Arial" w:eastAsia="Arial" w:hAnsi="Arial"/>
+          <w:sz w:val="24"/>
+          <w:szCs w:val="24"/>
+        </w:rPr>
+      </w:pPr>
+      <w:r>
+        <w:rPr>
+          <w:rtl w:val="0"/>
+        </w:rPr>
+      </w:r>
+    </w:p>
+    <w:p>
+      <w:pPr>
+        <w:keepNext w:val="0"/>
+        <w:keepLines w:val="0"/>
+        <w:pageBreakBefore w:val="0"/>
+        <w:widowControl w:val="1"/>
+        <w:pBdr>
+          <w:top w:space="0" w:sz="0" w:val="nil"/>
+          <w:left w:space="0" w:sz="0" w:val="nil"/>
+          <w:bottom w:space="0" w:sz="0" w:val="nil"/>
+          <w:right w:space="0" w:sz="0" w:val="nil"/>
+          <w:between w:space="0" w:sz="0" w:val="nil"/>
+        </w:pBdr>
+        <w:shd w:fill="auto" w:val="clear"/>
+        <w:spacing w:after="80" w:before="0" w:line="240" w:lineRule="auto"/>
+        <w:ind w:left="2160" w:right="0" w:firstLine="0"/>
+        <w:jc w:val="left"/>
+        <w:rPr>
+          <w:rFonts w:ascii="Arial" w:cs="Arial" w:eastAsia="Arial" w:hAnsi="Arial"/>
+          <w:sz w:val="24"/>
+          <w:szCs w:val="24"/>
+        </w:rPr>
+      </w:pPr>
+      <w:r>
+        <w:rPr>
+          <w:rtl w:val="0"/>
+        </w:rPr>
+      </w:r>
+    </w:p>
+    <w:p>
+      <w:pPr>
+        <w:keepNext w:val="0"/>
+        <w:keepLines w:val="0"/>
+        <w:pageBreakBefore w:val="0"/>
+        <w:widowControl w:val="1"/>
+        <w:pBdr>
+          <w:top w:space="0" w:sz="0" w:val="nil"/>
+          <w:left w:space="0" w:sz="0" w:val="nil"/>
+          <w:bottom w:space="0" w:sz="0" w:val="nil"/>
+          <w:right w:space="0" w:sz="0" w:val="nil"/>
+          <w:between w:space="0" w:sz="0" w:val="nil"/>
+        </w:pBdr>
+        <w:shd w:fill="auto" w:val="clear"/>
+        <w:spacing w:after="80" w:before="0" w:line="240" w:lineRule="auto"/>
+        <w:ind w:left="2160" w:right="0" w:firstLine="0"/>
+        <w:jc w:val="left"/>
+        <w:rPr>
+          <w:rFonts w:ascii="Arial" w:cs="Arial" w:eastAsia="Arial" w:hAnsi="Arial"/>
+          <w:sz w:val="24"/>
+          <w:szCs w:val="24"/>
+        </w:rPr>
+      </w:pPr>
+      <w:r>
+        <w:rPr>
+          <w:rtl w:val="0"/>
+        </w:rPr>
+      </w:r>
+    </w:p>
+    <w:p>
+      <w:pPr>
+        <w:keepNext w:val="0"/>
+        <w:keepLines w:val="0"/>
+        <w:pageBreakBefore w:val="0"/>
+        <w:widowControl w:val="1"/>
+        <w:pBdr>
+          <w:top w:space="0" w:sz="0" w:val="nil"/>
+          <w:left w:space="0" w:sz="0" w:val="nil"/>
+          <w:bottom w:space="0" w:sz="0" w:val="nil"/>
+          <w:right w:space="0" w:sz="0" w:val="nil"/>
+          <w:between w:space="0" w:sz="0" w:val="nil"/>
+        </w:pBdr>
+        <w:shd w:fill="auto" w:val="clear"/>
+        <w:spacing w:after="80" w:before="0" w:line="240" w:lineRule="auto"/>
+        <w:ind w:left="2160" w:right="0" w:firstLine="0"/>
+        <w:jc w:val="left"/>
+        <w:rPr>
+          <w:rFonts w:ascii="Arial" w:cs="Arial" w:eastAsia="Arial" w:hAnsi="Arial"/>
+          <w:sz w:val="24"/>
+          <w:szCs w:val="24"/>
+        </w:rPr>
+      </w:pPr>
+      <w:r>
+        <w:rPr>
+          <w:rtl w:val="0"/>
+        </w:rPr>
+      </w:r>
+    </w:p>
+    <w:p>
+      <w:pPr>
+        <w:keepNext w:val="0"/>
+        <w:keepLines w:val="0"/>
+        <w:pageBreakBefore w:val="0"/>
+        <w:widowControl w:val="1"/>
+        <w:pBdr>
+          <w:top w:space="0" w:sz="0" w:val="nil"/>
+          <w:left w:space="0" w:sz="0" w:val="nil"/>
+          <w:bottom w:space="0" w:sz="0" w:val="nil"/>
+          <w:right w:space="0" w:sz="0" w:val="nil"/>
+          <w:between w:space="0" w:sz="0" w:val="nil"/>
+        </w:pBdr>
+        <w:shd w:fill="auto" w:val="clear"/>
+        <w:spacing w:after="80" w:before="0" w:line="240" w:lineRule="auto"/>
+        <w:ind w:left="2160" w:right="0" w:firstLine="0"/>
+        <w:jc w:val="left"/>
+        <w:rPr>
+          <w:rFonts w:ascii="Arial" w:cs="Arial" w:eastAsia="Arial" w:hAnsi="Arial"/>
+          <w:sz w:val="24"/>
+          <w:szCs w:val="24"/>
+        </w:rPr>
+      </w:pPr>
+      <w:r>
+        <w:rPr>
+          <w:rtl w:val="0"/>
+        </w:rPr>
+      </w:r>
+    </w:p>
+    <w:p>
+      <w:pPr>
+        <w:keepNext w:val="0"/>
+        <w:keepLines w:val="0"/>
+        <w:pageBreakBefore w:val="0"/>
+        <w:widowControl w:val="1"/>
+        <w:pBdr>
+          <w:top w:space="0" w:sz="0" w:val="nil"/>
+          <w:left w:space="0" w:sz="0" w:val="nil"/>
+          <w:bottom w:space="0" w:sz="0" w:val="nil"/>
+          <w:right w:space="0" w:sz="0" w:val="nil"/>
+          <w:between w:space="0" w:sz="0" w:val="nil"/>
+        </w:pBdr>
+        <w:shd w:fill="auto" w:val="clear"/>
+        <w:spacing w:after="80" w:before="0" w:line="240" w:lineRule="auto"/>
+        <w:ind w:left="2160" w:right="0" w:firstLine="0"/>
+        <w:jc w:val="left"/>
+        <w:rPr>
+          <w:rFonts w:ascii="Arial" w:cs="Arial" w:eastAsia="Arial" w:hAnsi="Arial"/>
+          <w:sz w:val="24"/>
+          <w:szCs w:val="24"/>
+        </w:rPr>
+      </w:pPr>
+      <w:r>
+        <w:rPr>
+          <w:rtl w:val="0"/>
+        </w:rPr>
+      </w:r>
+    </w:p>
+    <w:p>
+      <w:pPr>
+        <w:keepNext w:val="0"/>
+        <w:keepLines w:val="0"/>
+        <w:pageBreakBefore w:val="0"/>
+        <w:widowControl w:val="1"/>
+        <w:pBdr>
+          <w:top w:space="0" w:sz="0" w:val="nil"/>
+          <w:left w:space="0" w:sz="0" w:val="nil"/>
+          <w:bottom w:space="0" w:sz="0" w:val="nil"/>
+          <w:right w:space="0" w:sz="0" w:val="nil"/>
+          <w:between w:space="0" w:sz="0" w:val="nil"/>
+        </w:pBdr>
+        <w:shd w:fill="auto" w:val="clear"/>
+        <w:spacing w:after="80" w:before="0" w:line="240" w:lineRule="auto"/>
+        <w:ind w:left="2160" w:right="0" w:firstLine="0"/>
+        <w:jc w:val="left"/>
+        <w:rPr>
+          <w:rFonts w:ascii="Arial" w:cs="Arial" w:eastAsia="Arial" w:hAnsi="Arial"/>
+          <w:sz w:val="24"/>
+          <w:szCs w:val="24"/>
+        </w:rPr>
+      </w:pPr>
+      <w:r>
+        <w:rPr>
+          <w:rtl w:val="0"/>
+        </w:rPr>
+      </w:r>
+    </w:p>
+    <w:p>
+      <w:pPr>
+        <w:keepNext w:val="0"/>
+        <w:keepLines w:val="0"/>
+        <w:pageBreakBefore w:val="0"/>
+        <w:widowControl w:val="1"/>
+        <w:pBdr>
+          <w:top w:space="0" w:sz="0" w:val="nil"/>
+          <w:left w:space="0" w:sz="0" w:val="nil"/>
+          <w:bottom w:space="0" w:sz="0" w:val="nil"/>
+          <w:right w:space="0" w:sz="0" w:val="nil"/>
+          <w:between w:space="0" w:sz="0" w:val="nil"/>
+        </w:pBdr>
+        <w:shd w:fill="auto" w:val="clear"/>
+        <w:spacing w:after="80" w:before="0" w:line="240" w:lineRule="auto"/>
+        <w:ind w:left="2160" w:right="0" w:firstLine="0"/>
+        <w:jc w:val="left"/>
+        <w:rPr>
+          <w:rFonts w:ascii="Arial" w:cs="Arial" w:eastAsia="Arial" w:hAnsi="Arial"/>
+          <w:sz w:val="24"/>
+          <w:szCs w:val="24"/>
+        </w:rPr>
+      </w:pPr>
+      <w:r>
+        <w:rPr>
+          <w:rtl w:val="0"/>
+        </w:rPr>
+      </w:r>
+    </w:p>
+    <w:p>
+      <w:pPr>
+        <w:keepNext w:val="0"/>
+        <w:keepLines w:val="0"/>
+        <w:pageBreakBefore w:val="0"/>
+        <w:widowControl w:val="1"/>
+        <w:pBdr>
+          <w:top w:space="0" w:sz="0" w:val="nil"/>
+          <w:left w:space="0" w:sz="0" w:val="nil"/>
+          <w:bottom w:space="0" w:sz="0" w:val="nil"/>
+          <w:right w:space="0" w:sz="0" w:val="nil"/>
+          <w:between w:space="0" w:sz="0" w:val="nil"/>
+        </w:pBdr>
+        <w:shd w:fill="auto" w:val="clear"/>
+        <w:spacing w:after="80" w:before="0" w:line="240" w:lineRule="auto"/>
+        <w:ind w:left="2160" w:right="0" w:firstLine="0"/>
+        <w:jc w:val="left"/>
+        <w:rPr>
+          <w:rFonts w:ascii="Arial" w:cs="Arial" w:eastAsia="Arial" w:hAnsi="Arial"/>
+          <w:sz w:val="24"/>
+          <w:szCs w:val="24"/>
+        </w:rPr>
+      </w:pPr>
+      <w:r>
+        <w:rPr>
+          <w:rtl w:val="0"/>
+        </w:rPr>
+      </w:r>
+    </w:p>
+    <w:p>
+      <w:pPr>
+        <w:keepNext w:val="0"/>
+        <w:keepLines w:val="0"/>
+        <w:pageBreakBefore w:val="0"/>
+        <w:widowControl w:val="1"/>
+        <w:pBdr>
+          <w:top w:space="0" w:sz="0" w:val="nil"/>
+          <w:left w:space="0" w:sz="0" w:val="nil"/>
+          <w:bottom w:space="0" w:sz="0" w:val="nil"/>
+          <w:right w:space="0" w:sz="0" w:val="nil"/>
+          <w:between w:space="0" w:sz="0" w:val="nil"/>
+        </w:pBdr>
+        <w:shd w:fill="auto" w:val="clear"/>
+        <w:spacing w:after="80" w:before="0" w:line="240" w:lineRule="auto"/>
+        <w:ind w:left="2160" w:right="0" w:firstLine="0"/>
+        <w:jc w:val="left"/>
+        <w:rPr>
+          <w:rFonts w:ascii="Arial" w:cs="Arial" w:eastAsia="Arial" w:hAnsi="Arial"/>
+          <w:sz w:val="24"/>
+          <w:szCs w:val="24"/>
+        </w:rPr>
+      </w:pPr>
+      <w:r>
+        <w:rPr>
+          <w:rtl w:val="0"/>
+        </w:rPr>
+      </w:r>
+    </w:p>
+    <w:p>
+      <w:pPr>
+        <w:keepNext w:val="0"/>
+        <w:keepLines w:val="0"/>
+        <w:pageBreakBefore w:val="0"/>
+        <w:widowControl w:val="1"/>
+        <w:pBdr>
+          <w:top w:space="0" w:sz="0" w:val="nil"/>
+          <w:left w:space="0" w:sz="0" w:val="nil"/>
+          <w:bottom w:space="0" w:sz="0" w:val="nil"/>
+          <w:right w:space="0" w:sz="0" w:val="nil"/>
+          <w:between w:space="0" w:sz="0" w:val="nil"/>
+        </w:pBdr>
+        <w:shd w:fill="auto" w:val="clear"/>
+        <w:spacing w:after="80" w:before="0" w:line="240" w:lineRule="auto"/>
+        <w:ind w:left="2160" w:right="0" w:firstLine="0"/>
+        <w:jc w:val="left"/>
+        <w:rPr>
+          <w:rFonts w:ascii="Arial" w:cs="Arial" w:eastAsia="Arial" w:hAnsi="Arial"/>
+          <w:sz w:val="24"/>
+          <w:szCs w:val="24"/>
+        </w:rPr>
+      </w:pPr>
+      <w:r>
+        <w:rPr>
+          <w:rtl w:val="0"/>
+        </w:rPr>
+      </w:r>
+    </w:p>
+    <w:p>
+      <w:pPr>
+        <w:keepNext w:val="0"/>
+        <w:keepLines w:val="0"/>
+        <w:pageBreakBefore w:val="0"/>
+        <w:widowControl w:val="1"/>
+        <w:pBdr>
+          <w:top w:space="0" w:sz="0" w:val="nil"/>
+          <w:left w:space="0" w:sz="0" w:val="nil"/>
+          <w:bottom w:space="0" w:sz="0" w:val="nil"/>
+          <w:right w:space="0" w:sz="0" w:val="nil"/>
+          <w:between w:space="0" w:sz="0" w:val="nil"/>
+        </w:pBdr>
+        <w:shd w:fill="auto" w:val="clear"/>
+        <w:spacing w:after="80" w:before="0" w:line="240" w:lineRule="auto"/>
+        <w:ind w:left="2160" w:right="0" w:firstLine="0"/>
+        <w:jc w:val="left"/>
+        <w:rPr>
+          <w:rFonts w:ascii="Arial" w:cs="Arial" w:eastAsia="Arial" w:hAnsi="Arial"/>
+          <w:sz w:val="24"/>
+          <w:szCs w:val="24"/>
+        </w:rPr>
+      </w:pPr>
+      <w:r>
+        <w:rPr>
+          <w:rtl w:val="0"/>
+        </w:rPr>
+      </w:r>
+    </w:p>
+    <w:p>
+      <w:pPr>
+        <w:keepNext w:val="0"/>
+        <w:keepLines w:val="0"/>
+        <w:pageBreakBefore w:val="0"/>
+        <w:widowControl w:val="1"/>
+        <w:pBdr>
+          <w:top w:space="0" w:sz="0" w:val="nil"/>
+          <w:left w:space="0" w:sz="0" w:val="nil"/>
+          <w:bottom w:space="0" w:sz="0" w:val="nil"/>
+          <w:right w:space="0" w:sz="0" w:val="nil"/>
+          <w:between w:space="0" w:sz="0" w:val="nil"/>
+        </w:pBdr>
+        <w:shd w:fill="auto" w:val="clear"/>
+        <w:spacing w:after="80" w:before="0" w:line="240" w:lineRule="auto"/>
+        <w:ind w:left="2160" w:right="0" w:firstLine="0"/>
+        <w:jc w:val="left"/>
+        <w:rPr>
+          <w:rFonts w:ascii="Arial" w:cs="Arial" w:eastAsia="Arial" w:hAnsi="Arial"/>
+          <w:sz w:val="24"/>
+          <w:szCs w:val="24"/>
+        </w:rPr>
+      </w:pPr>
+      <w:r>
+        <w:rPr>
+          <w:rtl w:val="0"/>
+        </w:rPr>
+      </w:r>
+    </w:p>
+    <w:p>
+      <w:pPr>
+        <w:keepNext w:val="0"/>
+        <w:keepLines w:val="0"/>
+        <w:pageBreakBefore w:val="0"/>
+        <w:widowControl w:val="1"/>
+        <w:pBdr>
+          <w:top w:space="0" w:sz="0" w:val="nil"/>
+          <w:left w:space="0" w:sz="0" w:val="nil"/>
+          <w:bottom w:space="0" w:sz="0" w:val="nil"/>
+          <w:right w:space="0" w:sz="0" w:val="nil"/>
+          <w:between w:space="0" w:sz="0" w:val="nil"/>
+        </w:pBdr>
+        <w:shd w:fill="auto" w:val="clear"/>
+        <w:spacing w:after="80" w:before="0" w:line="240" w:lineRule="auto"/>
+        <w:ind w:left="2160" w:right="0" w:firstLine="0"/>
+        <w:jc w:val="left"/>
+        <w:rPr>
+          <w:rFonts w:ascii="Arial" w:cs="Arial" w:eastAsia="Arial" w:hAnsi="Arial"/>
+          <w:sz w:val="24"/>
+          <w:szCs w:val="24"/>
+        </w:rPr>
+      </w:pPr>
+      <w:r>
+        <w:rPr>
+          <w:rtl w:val="0"/>
+        </w:rPr>
+      </w:r>
+    </w:p>
+    <w:p>
+      <w:pPr>
+        <w:keepNext w:val="0"/>
+        <w:keepLines w:val="0"/>
+        <w:pageBreakBefore w:val="0"/>
+        <w:widowControl w:val="1"/>
+        <w:pBdr>
+          <w:top w:space="0" w:sz="0" w:val="nil"/>
+          <w:left w:space="0" w:sz="0" w:val="nil"/>
+          <w:bottom w:space="0" w:sz="0" w:val="nil"/>
+          <w:right w:space="0" w:sz="0" w:val="nil"/>
+          <w:between w:space="0" w:sz="0" w:val="nil"/>
+        </w:pBdr>
+        <w:shd w:fill="auto" w:val="clear"/>
+        <w:spacing w:after="80" w:before="0" w:line="240" w:lineRule="auto"/>
+        <w:ind w:left="2160" w:right="0" w:firstLine="0"/>
+        <w:jc w:val="left"/>
+        <w:rPr>
+          <w:rFonts w:ascii="Arial" w:cs="Arial" w:eastAsia="Arial" w:hAnsi="Arial"/>
+          <w:sz w:val="24"/>
+          <w:szCs w:val="24"/>
+        </w:rPr>
+      </w:pPr>
+      <w:r>
+        <w:rPr>
+          <w:rtl w:val="0"/>
+        </w:rPr>
+      </w:r>
+    </w:p>
+    <w:p>
+      <w:pPr>
+        <w:keepNext w:val="0"/>
+        <w:keepLines w:val="0"/>
+        <w:pageBreakBefore w:val="0"/>
+        <w:widowControl w:val="1"/>
+        <w:pBdr>
+          <w:top w:space="0" w:sz="0" w:val="nil"/>
+          <w:left w:space="0" w:sz="0" w:val="nil"/>
+          <w:bottom w:space="0" w:sz="0" w:val="nil"/>
+          <w:right w:space="0" w:sz="0" w:val="nil"/>
+          <w:between w:space="0" w:sz="0" w:val="nil"/>
+        </w:pBdr>
+        <w:shd w:fill="auto" w:val="clear"/>
+        <w:spacing w:after="80" w:before="0" w:line="240" w:lineRule="auto"/>
+        <w:ind w:left="2160" w:right="0" w:firstLine="0"/>
+        <w:jc w:val="left"/>
+        <w:rPr>
+          <w:rFonts w:ascii="Arial" w:cs="Arial" w:eastAsia="Arial" w:hAnsi="Arial"/>
+          <w:sz w:val="24"/>
+          <w:szCs w:val="24"/>
+        </w:rPr>
+      </w:pPr>
+      <w:r>
+        <w:rPr>
+          <w:rtl w:val="0"/>
+        </w:rPr>
+      </w:r>
+    </w:p>
+    <w:p>
+      <w:pPr>
+        <w:keepNext w:val="0"/>
+        <w:keepLines w:val="0"/>
+        <w:pageBreakBefore w:val="0"/>
+        <w:widowControl w:val="1"/>
+        <w:pBdr>
+          <w:top w:space="0" w:sz="0" w:val="nil"/>
+          <w:left w:space="0" w:sz="0" w:val="nil"/>
+          <w:bottom w:space="0" w:sz="0" w:val="nil"/>
+          <w:right w:space="0" w:sz="0" w:val="nil"/>
+          <w:between w:space="0" w:sz="0" w:val="nil"/>
+        </w:pBdr>
+        <w:shd w:fill="auto" w:val="clear"/>
+        <w:spacing w:after="80" w:before="0" w:line="240" w:lineRule="auto"/>
+        <w:ind w:left="2160" w:right="0" w:firstLine="0"/>
+        <w:jc w:val="left"/>
+        <w:rPr>
+          <w:rFonts w:ascii="Arial" w:cs="Arial" w:eastAsia="Arial" w:hAnsi="Arial"/>
+          <w:sz w:val="24"/>
+          <w:szCs w:val="24"/>
+        </w:rPr>
+      </w:pPr>
+      <w:r>
+        <w:rPr>
+          <w:rtl w:val="0"/>
+        </w:rPr>
+      </w:r>
+    </w:p>
+    <w:p>
+      <w:pPr>
+        <w:keepNext w:val="0"/>
+        <w:keepLines w:val="0"/>
+        <w:pageBreakBefore w:val="0"/>
+        <w:widowControl w:val="1"/>
+        <w:pBdr>
+          <w:top w:space="0" w:sz="0" w:val="nil"/>
+          <w:left w:space="0" w:sz="0" w:val="nil"/>
+          <w:bottom w:space="0" w:sz="0" w:val="nil"/>
+          <w:right w:space="0" w:sz="0" w:val="nil"/>
+          <w:between w:space="0" w:sz="0" w:val="nil"/>
+        </w:pBdr>
+        <w:shd w:fill="auto" w:val="clear"/>
+        <w:spacing w:after="80" w:before="0" w:line="240" w:lineRule="auto"/>
+        <w:ind w:left="2160" w:right="0" w:firstLine="0"/>
+        <w:jc w:val="left"/>
+        <w:rPr>
+          <w:rFonts w:ascii="Arial" w:cs="Arial" w:eastAsia="Arial" w:hAnsi="Arial"/>
+          <w:sz w:val="24"/>
+          <w:szCs w:val="24"/>
+        </w:rPr>
+      </w:pPr>
+      <w:r>
+        <w:rPr>
+          <w:rtl w:val="0"/>
+        </w:rPr>
+      </w:r>
+    </w:p>
+    <w:p>
+      <w:pPr>
+        <w:keepNext w:val="0"/>
+        <w:keepLines w:val="0"/>
+        <w:pageBreakBefore w:val="0"/>
+        <w:widowControl w:val="1"/>
+        <w:pBdr>
+          <w:top w:space="0" w:sz="0" w:val="nil"/>
+          <w:left w:space="0" w:sz="0" w:val="nil"/>
+          <w:bottom w:space="0" w:sz="0" w:val="nil"/>
+          <w:right w:space="0" w:sz="0" w:val="nil"/>
+          <w:between w:space="0" w:sz="0" w:val="nil"/>
+        </w:pBdr>
+        <w:shd w:fill="auto" w:val="clear"/>
+        <w:spacing w:after="80" w:before="0" w:line="240" w:lineRule="auto"/>
+        <w:ind w:left="2160" w:right="0" w:firstLine="0"/>
+        <w:jc w:val="left"/>
+        <w:rPr>
+          <w:rFonts w:ascii="Arial" w:cs="Arial" w:eastAsia="Arial" w:hAnsi="Arial"/>
+          <w:sz w:val="24"/>
+          <w:szCs w:val="24"/>
+        </w:rPr>
+      </w:pPr>
+      <w:r>
+        <w:rPr>
+          <w:rtl w:val="0"/>
+        </w:rPr>
+      </w:r>
+    </w:p>
+    <w:p>
+      <w:pPr>
+        <w:keepNext w:val="0"/>
+        <w:keepLines w:val="0"/>
+        <w:pageBreakBefore w:val="0"/>
+        <w:widowControl w:val="1"/>
+        <w:pBdr>
+          <w:top w:space="0" w:sz="0" w:val="nil"/>
+          <w:left w:space="0" w:sz="0" w:val="nil"/>
+          <w:bottom w:space="0" w:sz="0" w:val="nil"/>
+          <w:right w:space="0" w:sz="0" w:val="nil"/>
+          <w:between w:space="0" w:sz="0" w:val="nil"/>
+        </w:pBdr>
+        <w:shd w:fill="auto" w:val="clear"/>
+        <w:spacing w:after="80" w:before="0" w:line="240" w:lineRule="auto"/>
+        <w:ind w:left="2160" w:right="0" w:firstLine="0"/>
+        <w:jc w:val="left"/>
+        <w:rPr>
+          <w:rFonts w:ascii="Arial" w:cs="Arial" w:eastAsia="Arial" w:hAnsi="Arial"/>
+          <w:sz w:val="24"/>
+          <w:szCs w:val="24"/>
+        </w:rPr>
+      </w:pPr>
+      <w:r>
+        <w:rPr>
+          <w:rtl w:val="0"/>
+        </w:rPr>
+      </w:r>
+    </w:p>
+    <w:p>
+      <w:pPr>
+        <w:keepNext w:val="0"/>
+        <w:keepLines w:val="0"/>
+        <w:pageBreakBefore w:val="0"/>
+        <w:widowControl w:val="1"/>
+        <w:pBdr>
+          <w:top w:space="0" w:sz="0" w:val="nil"/>
+          <w:left w:space="0" w:sz="0" w:val="nil"/>
+          <w:bottom w:space="0" w:sz="0" w:val="nil"/>
+          <w:right w:space="0" w:sz="0" w:val="nil"/>
+          <w:between w:space="0" w:sz="0" w:val="nil"/>
+        </w:pBdr>
+        <w:shd w:fill="auto" w:val="clear"/>
+        <w:spacing w:after="80" w:before="0" w:line="240" w:lineRule="auto"/>
+        <w:ind w:left="2160" w:right="0" w:firstLine="0"/>
+        <w:jc w:val="left"/>
+        <w:rPr>
+          <w:rFonts w:ascii="Arial" w:cs="Arial" w:eastAsia="Arial" w:hAnsi="Arial"/>
+          <w:sz w:val="24"/>
+          <w:szCs w:val="24"/>
+        </w:rPr>
+      </w:pPr>
+      <w:r>
+        <w:rPr>
+          <w:rtl w:val="0"/>
+        </w:rPr>
+      </w:r>
+    </w:p>
+    <w:p>
+      <w:pPr>
+        <w:keepNext w:val="0"/>
+        <w:keepLines w:val="0"/>
+        <w:pageBreakBefore w:val="0"/>
+        <w:widowControl w:val="1"/>
+        <w:pBdr>
+          <w:top w:space="0" w:sz="0" w:val="nil"/>
+          <w:left w:space="0" w:sz="0" w:val="nil"/>
+          <w:bottom w:space="0" w:sz="0" w:val="nil"/>
+          <w:right w:space="0" w:sz="0" w:val="nil"/>
+          <w:between w:space="0" w:sz="0" w:val="nil"/>
+        </w:pBdr>
+        <w:shd w:fill="auto" w:val="clear"/>
+        <w:spacing w:after="80" w:before="0" w:line="240" w:lineRule="auto"/>
+        <w:ind w:left="2160" w:right="0" w:firstLine="0"/>
+        <w:jc w:val="left"/>
+        <w:rPr>
+          <w:rFonts w:ascii="Arial" w:cs="Arial" w:eastAsia="Arial" w:hAnsi="Arial"/>
+          <w:sz w:val="24"/>
+          <w:szCs w:val="24"/>
+        </w:rPr>
+      </w:pPr>
+      <w:r>
+        <w:rPr>
+          <w:rtl w:val="0"/>
+        </w:rPr>
+      </w:r>
+    </w:p>
+    <w:p>
+      <w:pPr>
         <w:pStyle w:val="Heading1"/>
         <w:spacing w:after="120" w:before="240" w:lineRule="auto"/>
         <w:rPr>
@@ -1688,6 +2355,799 @@
           <w:rtl w:val="0"/>
         </w:rPr>
         <w:t xml:space="preserve"> :  </w:t>
+      </w:r>
+    </w:p>
+    <w:p>
+      <w:pPr>
+        <w:numPr>
+          <w:ilvl w:val="0"/>
+          <w:numId w:val="16"/>
+        </w:numPr>
+        <w:spacing w:after="0" w:afterAutospacing="0" w:lineRule="auto"/>
+        <w:ind w:left="1440" w:hanging="360"/>
+        <w:rPr>
+          <w:rFonts w:ascii="Arial" w:cs="Arial" w:eastAsia="Arial" w:hAnsi="Arial"/>
+          <w:sz w:val="24"/>
+          <w:szCs w:val="24"/>
+          <w:u w:val="none"/>
+        </w:rPr>
+      </w:pPr>
+      <w:r>
+        <w:rPr>
+          <w:rFonts w:ascii="Arial" w:cs="Arial" w:eastAsia="Arial" w:hAnsi="Arial"/>
+          <w:sz w:val="24"/>
+          <w:szCs w:val="24"/>
+          <w:rtl w:val="0"/>
+        </w:rPr>
+        <w:t xml:space="preserve">Target application URL for all tests.</w:t>
+      </w:r>
+    </w:p>
+    <w:p>
+      <w:pPr>
+        <w:numPr>
+          <w:ilvl w:val="0"/>
+          <w:numId w:val="16"/>
+        </w:numPr>
+        <w:spacing w:after="40" w:lineRule="auto"/>
+        <w:ind w:left="1440" w:hanging="360"/>
+        <w:rPr>
+          <w:rFonts w:ascii="Arial" w:cs="Arial" w:eastAsia="Arial" w:hAnsi="Arial"/>
+          <w:sz w:val="24"/>
+          <w:szCs w:val="24"/>
+        </w:rPr>
+      </w:pPr>
+      <w:r>
+        <w:rPr>
+          <w:rFonts w:ascii="Arial" w:cs="Arial" w:eastAsia="Arial" w:hAnsi="Arial"/>
+          <w:sz w:val="24"/>
+          <w:szCs w:val="24"/>
+          <w:rtl w:val="0"/>
+        </w:rPr>
+        <w:t xml:space="preserve">Example: https://rcsi-tst.example.com</w:t>
+      </w:r>
+    </w:p>
+    <w:p>
+      <w:pPr>
+        <w:spacing w:after="40" w:lineRule="auto"/>
+        <w:ind w:left="0" w:firstLine="0"/>
+        <w:rPr>
+          <w:rFonts w:ascii="Arial" w:cs="Arial" w:eastAsia="Arial" w:hAnsi="Arial"/>
+          <w:sz w:val="24"/>
+          <w:szCs w:val="24"/>
+        </w:rPr>
+      </w:pPr>
+      <w:r>
+        <w:rPr>
+          <w:rtl w:val="0"/>
+        </w:rPr>
+      </w:r>
+    </w:p>
+    <w:p>
+      <w:pPr>
+        <w:spacing w:after="40" w:lineRule="auto"/>
+        <w:rPr>
+          <w:rFonts w:ascii="Arial" w:cs="Arial" w:eastAsia="Arial" w:hAnsi="Arial"/>
+          <w:sz w:val="24"/>
+          <w:szCs w:val="24"/>
+        </w:rPr>
+      </w:pPr>
+      <w:r>
+        <w:rPr>
+          <w:rFonts w:ascii="Arial" w:cs="Arial" w:eastAsia="Arial" w:hAnsi="Arial"/>
+          <w:b w:val="1"/>
+          <w:bCs w:val="1"/>
+          <w:sz w:val="24"/>
+          <w:szCs w:val="24"/>
+          <w:rtl w:val="0"/>
+        </w:rPr>
+        <w:t xml:space="preserve">CSI_TEST_EMAIL / CSI_TEST_PASSWORD</w:t>
+      </w:r>
+      <w:r>
+        <w:rPr>
+          <w:rFonts w:ascii="Arial" w:cs="Arial" w:eastAsia="Arial" w:hAnsi="Arial"/>
+          <w:sz w:val="24"/>
+          <w:szCs w:val="24"/>
+          <w:rtl w:val="0"/>
+        </w:rPr>
+        <w:t xml:space="preserve"> :  </w:t>
+      </w:r>
+    </w:p>
+    <w:p>
+      <w:pPr>
+        <w:numPr>
+          <w:ilvl w:val="0"/>
+          <w:numId w:val="3"/>
+        </w:numPr>
+        <w:spacing w:after="40" w:lineRule="auto"/>
+        <w:ind w:left="1440" w:hanging="360"/>
+        <w:rPr>
+          <w:rFonts w:ascii="Arial" w:cs="Arial" w:eastAsia="Arial" w:hAnsi="Arial"/>
+          <w:sz w:val="24"/>
+          <w:szCs w:val="24"/>
+          <w:u w:val="none"/>
+        </w:rPr>
+      </w:pPr>
+      <w:r>
+        <w:rPr>
+          <w:rFonts w:ascii="Arial" w:cs="Arial" w:eastAsia="Arial" w:hAnsi="Arial"/>
+          <w:sz w:val="24"/>
+          <w:szCs w:val="24"/>
+          <w:rtl w:val="0"/>
+        </w:rPr>
+        <w:t xml:space="preserve">Super admin account credentials </w:t>
+      </w:r>
+    </w:p>
+    <w:p>
+      <w:pPr>
+        <w:spacing w:after="40" w:lineRule="auto"/>
+        <w:ind w:left="1440" w:firstLine="0"/>
+        <w:rPr>
+          <w:rFonts w:ascii="Arial" w:cs="Arial" w:eastAsia="Arial" w:hAnsi="Arial"/>
+          <w:sz w:val="24"/>
+          <w:szCs w:val="24"/>
+        </w:rPr>
+      </w:pPr>
+      <w:r>
+        <w:rPr>
+          <w:rtl w:val="0"/>
+        </w:rPr>
+      </w:r>
+    </w:p>
+    <w:p>
+      <w:pPr>
+        <w:spacing w:after="40" w:lineRule="auto"/>
+        <w:rPr>
+          <w:rFonts w:ascii="Arial" w:cs="Arial" w:eastAsia="Arial" w:hAnsi="Arial"/>
+          <w:sz w:val="24"/>
+          <w:szCs w:val="24"/>
+        </w:rPr>
+      </w:pPr>
+      <w:r>
+        <w:rPr>
+          <w:rFonts w:ascii="Arial" w:cs="Arial" w:eastAsia="Arial" w:hAnsi="Arial"/>
+          <w:b w:val="1"/>
+          <w:bCs w:val="1"/>
+          <w:sz w:val="24"/>
+          <w:szCs w:val="24"/>
+          <w:rtl w:val="0"/>
+        </w:rPr>
+        <w:t xml:space="preserve">CSI_ORG_TEST_EMAIL / CSI_ORG_TEST_PASSWORD</w:t>
+      </w:r>
+      <w:r>
+        <w:rPr>
+          <w:rFonts w:ascii="Arial" w:cs="Arial" w:eastAsia="Arial" w:hAnsi="Arial"/>
+          <w:sz w:val="24"/>
+          <w:szCs w:val="24"/>
+          <w:rtl w:val="0"/>
+        </w:rPr>
+        <w:t xml:space="preserve"> :  </w:t>
+      </w:r>
+    </w:p>
+    <w:p>
+      <w:pPr>
+        <w:numPr>
+          <w:ilvl w:val="0"/>
+          <w:numId w:val="1"/>
+        </w:numPr>
+        <w:spacing w:after="40" w:lineRule="auto"/>
+        <w:ind w:left="1440" w:hanging="360"/>
+        <w:rPr>
+          <w:rFonts w:ascii="Arial" w:cs="Arial" w:eastAsia="Arial" w:hAnsi="Arial"/>
+          <w:sz w:val="24"/>
+          <w:szCs w:val="24"/>
+          <w:u w:val="none"/>
+        </w:rPr>
+      </w:pPr>
+      <w:r>
+        <w:rPr>
+          <w:rFonts w:ascii="Arial" w:cs="Arial" w:eastAsia="Arial" w:hAnsi="Arial"/>
+          <w:sz w:val="24"/>
+          <w:szCs w:val="24"/>
+          <w:rtl w:val="0"/>
+        </w:rPr>
+        <w:t xml:space="preserve">Organization manager account credentials</w:t>
+      </w:r>
+    </w:p>
+    <w:p>
+      <w:pPr>
+        <w:spacing w:after="40" w:lineRule="auto"/>
+        <w:ind w:left="1440" w:firstLine="0"/>
+        <w:rPr>
+          <w:rFonts w:ascii="Arial" w:cs="Arial" w:eastAsia="Arial" w:hAnsi="Arial"/>
+          <w:sz w:val="24"/>
+          <w:szCs w:val="24"/>
+        </w:rPr>
+      </w:pPr>
+      <w:r>
+        <w:rPr>
+          <w:rtl w:val="0"/>
+        </w:rPr>
+      </w:r>
+    </w:p>
+    <w:p>
+      <w:pPr>
+        <w:spacing w:after="40" w:lineRule="auto"/>
+        <w:ind w:left="0" w:firstLine="0"/>
+        <w:rPr>
+          <w:rFonts w:ascii="Arial" w:cs="Arial" w:eastAsia="Arial" w:hAnsi="Arial"/>
+          <w:sz w:val="24"/>
+          <w:szCs w:val="24"/>
+        </w:rPr>
+      </w:pPr>
+      <w:r>
+        <w:rPr>
+          <w:rFonts w:ascii="Arial" w:cs="Arial" w:eastAsia="Arial" w:hAnsi="Arial"/>
+          <w:b w:val="1"/>
+          <w:bCs w:val="1"/>
+          <w:sz w:val="24"/>
+          <w:szCs w:val="24"/>
+          <w:rtl w:val="0"/>
+        </w:rPr>
+        <w:t xml:space="preserve">CSI_ORG_USER_TEST_EMAIL / CSI_ORG_USER_TEST_PASSWORD</w:t>
+      </w:r>
+      <w:r>
+        <w:rPr>
+          <w:rFonts w:ascii="Arial" w:cs="Arial" w:eastAsia="Arial" w:hAnsi="Arial"/>
+          <w:sz w:val="24"/>
+          <w:szCs w:val="24"/>
+          <w:rtl w:val="0"/>
+        </w:rPr>
+        <w:t xml:space="preserve"> :</w:t>
+      </w:r>
+    </w:p>
+    <w:p>
+      <w:pPr>
+        <w:numPr>
+          <w:ilvl w:val="0"/>
+          <w:numId w:val="2"/>
+        </w:numPr>
+        <w:spacing w:after="40" w:lineRule="auto"/>
+        <w:ind w:left="1440" w:hanging="360"/>
+        <w:rPr>
+          <w:rFonts w:ascii="Arial" w:cs="Arial" w:eastAsia="Arial" w:hAnsi="Arial"/>
+          <w:sz w:val="24"/>
+          <w:szCs w:val="24"/>
+          <w:u w:val="none"/>
+        </w:rPr>
+      </w:pPr>
+      <w:r>
+        <w:rPr>
+          <w:rFonts w:ascii="Arial" w:cs="Arial" w:eastAsia="Arial" w:hAnsi="Arial"/>
+          <w:sz w:val="24"/>
+          <w:szCs w:val="24"/>
+          <w:rtl w:val="0"/>
+        </w:rPr>
+        <w:t xml:space="preserve">Organization user account credentials</w:t>
+      </w:r>
+    </w:p>
+    <w:p>
+      <w:pPr>
+        <w:spacing w:after="40" w:lineRule="auto"/>
+        <w:rPr>
+          <w:rFonts w:ascii="Arial" w:cs="Arial" w:eastAsia="Arial" w:hAnsi="Arial"/>
+          <w:sz w:val="24"/>
+          <w:szCs w:val="24"/>
+        </w:rPr>
+      </w:pPr>
+      <w:r>
+        <w:rPr>
+          <w:rtl w:val="0"/>
+        </w:rPr>
+      </w:r>
+    </w:p>
+    <w:p>
+      <w:pPr>
+        <w:spacing w:after="40" w:lineRule="auto"/>
+        <w:rPr>
+          <w:rFonts w:ascii="Arial" w:cs="Arial" w:eastAsia="Arial" w:hAnsi="Arial"/>
+          <w:sz w:val="24"/>
+          <w:szCs w:val="24"/>
+        </w:rPr>
+      </w:pPr>
+      <w:r>
+        <w:rPr>
+          <w:rFonts w:ascii="Arial" w:cs="Arial" w:eastAsia="Arial" w:hAnsi="Arial"/>
+          <w:b w:val="1"/>
+          <w:bCs w:val="1"/>
+          <w:sz w:val="24"/>
+          <w:szCs w:val="24"/>
+          <w:rtl w:val="0"/>
+        </w:rPr>
+        <w:t xml:space="preserve">CSI_PHISING_ADMIN_TEST_EMAIL /CSI_PHISING_ADMIN_TEST_PASSWORD:</w:t>
+      </w:r>
+      <w:r>
+        <w:rPr>
+          <w:rFonts w:ascii="Arial" w:cs="Arial" w:eastAsia="Arial" w:hAnsi="Arial"/>
+          <w:sz w:val="24"/>
+          <w:szCs w:val="24"/>
+          <w:rtl w:val="0"/>
+        </w:rPr>
+        <w:t xml:space="preserve">  </w:t>
+      </w:r>
+    </w:p>
+    <w:p>
+      <w:pPr>
+        <w:numPr>
+          <w:ilvl w:val="0"/>
+          <w:numId w:val="8"/>
+        </w:numPr>
+        <w:spacing w:after="40" w:lineRule="auto"/>
+        <w:ind w:left="1440" w:hanging="360"/>
+        <w:rPr>
+          <w:rFonts w:ascii="Arial" w:cs="Arial" w:eastAsia="Arial" w:hAnsi="Arial"/>
+          <w:sz w:val="24"/>
+          <w:szCs w:val="24"/>
+          <w:u w:val="none"/>
+        </w:rPr>
+      </w:pPr>
+      <w:r>
+        <w:rPr>
+          <w:rFonts w:ascii="Arial" w:cs="Arial" w:eastAsia="Arial" w:hAnsi="Arial"/>
+          <w:sz w:val="24"/>
+          <w:szCs w:val="24"/>
+          <w:rtl w:val="0"/>
+        </w:rPr>
+        <w:t xml:space="preserve">Phishing module admin account credentials</w:t>
+      </w:r>
+    </w:p>
+    <w:p>
+      <w:pPr>
+        <w:spacing w:after="40" w:lineRule="auto"/>
+        <w:rPr>
+          <w:rFonts w:ascii="Arial" w:cs="Arial" w:eastAsia="Arial" w:hAnsi="Arial"/>
+          <w:sz w:val="24"/>
+          <w:szCs w:val="24"/>
+        </w:rPr>
+      </w:pPr>
+      <w:r>
+        <w:rPr>
+          <w:rtl w:val="0"/>
+        </w:rPr>
+      </w:r>
+    </w:p>
+    <w:p>
+      <w:pPr>
+        <w:spacing w:after="40" w:lineRule="auto"/>
+        <w:rPr>
+          <w:rFonts w:ascii="Arial" w:cs="Arial" w:eastAsia="Arial" w:hAnsi="Arial"/>
+          <w:sz w:val="24"/>
+          <w:szCs w:val="24"/>
+        </w:rPr>
+      </w:pPr>
+      <w:r>
+        <w:rPr>
+          <w:rFonts w:ascii="Arial" w:cs="Arial" w:eastAsia="Arial" w:hAnsi="Arial"/>
+          <w:b w:val="1"/>
+          <w:bCs w:val="1"/>
+          <w:sz w:val="24"/>
+          <w:szCs w:val="24"/>
+          <w:rtl w:val="0"/>
+        </w:rPr>
+        <w:t xml:space="preserve">CSI_INCIDENT_REPORTER_TEST_EMAIL / CSI_INCIDENT_REPORTER_TEST_PASSWORD</w:t>
+      </w:r>
+      <w:r>
+        <w:rPr>
+          <w:rFonts w:ascii="Arial" w:cs="Arial" w:eastAsia="Arial" w:hAnsi="Arial"/>
+          <w:sz w:val="24"/>
+          <w:szCs w:val="24"/>
+          <w:rtl w:val="0"/>
+        </w:rPr>
+        <w:t xml:space="preserve"> :  </w:t>
+      </w:r>
+    </w:p>
+    <w:p>
+      <w:pPr>
+        <w:numPr>
+          <w:ilvl w:val="0"/>
+          <w:numId w:val="22"/>
+        </w:numPr>
+        <w:spacing w:after="40" w:lineRule="auto"/>
+        <w:ind w:left="1440" w:hanging="360"/>
+        <w:rPr>
+          <w:rFonts w:ascii="Arial" w:cs="Arial" w:eastAsia="Arial" w:hAnsi="Arial"/>
+          <w:sz w:val="24"/>
+          <w:szCs w:val="24"/>
+          <w:u w:val="none"/>
+        </w:rPr>
+      </w:pPr>
+      <w:r>
+        <w:rPr>
+          <w:rFonts w:ascii="Arial" w:cs="Arial" w:eastAsia="Arial" w:hAnsi="Arial"/>
+          <w:sz w:val="24"/>
+          <w:szCs w:val="24"/>
+          <w:rtl w:val="0"/>
+        </w:rPr>
+        <w:t xml:space="preserve">Incident reporter account credentials</w:t>
+      </w:r>
+    </w:p>
+    <w:p>
+      <w:pPr>
+        <w:spacing w:after="40" w:lineRule="auto"/>
+        <w:ind w:left="1440" w:firstLine="0"/>
+        <w:rPr>
+          <w:rFonts w:ascii="Arial" w:cs="Arial" w:eastAsia="Arial" w:hAnsi="Arial"/>
+          <w:sz w:val="24"/>
+          <w:szCs w:val="24"/>
+        </w:rPr>
+      </w:pPr>
+      <w:r>
+        <w:rPr>
+          <w:rtl w:val="0"/>
+        </w:rPr>
+      </w:r>
+    </w:p>
+    <w:p>
+      <w:pPr>
+        <w:spacing w:after="40" w:lineRule="auto"/>
+        <w:rPr>
+          <w:rFonts w:ascii="Arial" w:cs="Arial" w:eastAsia="Arial" w:hAnsi="Arial"/>
+          <w:sz w:val="24"/>
+          <w:szCs w:val="24"/>
+        </w:rPr>
+      </w:pPr>
+      <w:r>
+        <w:rPr>
+          <w:rFonts w:ascii="Arial" w:cs="Arial" w:eastAsia="Arial" w:hAnsi="Arial"/>
+          <w:b w:val="1"/>
+          <w:bCs w:val="1"/>
+          <w:sz w:val="24"/>
+          <w:szCs w:val="24"/>
+          <w:rtl w:val="0"/>
+        </w:rPr>
+        <w:t xml:space="preserve">CSI_INCIDENT_HANDLER_DISPLAY_NAME</w:t>
+      </w:r>
+      <w:r>
+        <w:rPr>
+          <w:rFonts w:ascii="Arial" w:cs="Arial" w:eastAsia="Arial" w:hAnsi="Arial"/>
+          <w:sz w:val="24"/>
+          <w:szCs w:val="24"/>
+          <w:rtl w:val="0"/>
+        </w:rPr>
+        <w:t xml:space="preserve"> :  </w:t>
+      </w:r>
+    </w:p>
+    <w:p>
+      <w:pPr>
+        <w:numPr>
+          <w:ilvl w:val="0"/>
+          <w:numId w:val="7"/>
+        </w:numPr>
+        <w:spacing w:after="40" w:lineRule="auto"/>
+        <w:ind w:left="1440" w:hanging="360"/>
+        <w:rPr>
+          <w:rFonts w:ascii="Arial" w:cs="Arial" w:eastAsia="Arial" w:hAnsi="Arial"/>
+          <w:sz w:val="24"/>
+          <w:szCs w:val="24"/>
+          <w:u w:val="none"/>
+        </w:rPr>
+      </w:pPr>
+      <w:r>
+        <w:rPr>
+          <w:rFonts w:ascii="Arial" w:cs="Arial" w:eastAsia="Arial" w:hAnsi="Arial"/>
+          <w:sz w:val="24"/>
+          <w:szCs w:val="24"/>
+          <w:rtl w:val="0"/>
+        </w:rPr>
+        <w:t xml:space="preserve">Display name of incident handler </w:t>
+      </w:r>
+    </w:p>
+    <w:p>
+      <w:pPr>
+        <w:spacing w:after="40" w:lineRule="auto"/>
+        <w:rPr>
+          <w:rFonts w:ascii="Arial" w:cs="Arial" w:eastAsia="Arial" w:hAnsi="Arial"/>
+          <w:sz w:val="24"/>
+          <w:szCs w:val="24"/>
+        </w:rPr>
+      </w:pPr>
+      <w:r>
+        <w:rPr>
+          <w:rFonts w:ascii="Arial" w:cs="Arial" w:eastAsia="Arial" w:hAnsi="Arial"/>
+          <w:b w:val="1"/>
+          <w:bCs w:val="1"/>
+          <w:sz w:val="24"/>
+          <w:szCs w:val="24"/>
+          <w:rtl w:val="0"/>
+        </w:rPr>
+        <w:t xml:space="preserve">CSI_SYSTEM_OWNER_TEST_EMAIL / CSI_SYSTEM_OWNER_TEST_PASSWORD</w:t>
+      </w:r>
+      <w:r>
+        <w:rPr>
+          <w:rFonts w:ascii="Arial" w:cs="Arial" w:eastAsia="Arial" w:hAnsi="Arial"/>
+          <w:sz w:val="24"/>
+          <w:szCs w:val="24"/>
+          <w:rtl w:val="0"/>
+        </w:rPr>
+        <w:t xml:space="preserve"> :  </w:t>
+      </w:r>
+    </w:p>
+    <w:p>
+      <w:pPr>
+        <w:numPr>
+          <w:ilvl w:val="0"/>
+          <w:numId w:val="4"/>
+        </w:numPr>
+        <w:spacing w:after="40" w:lineRule="auto"/>
+        <w:ind w:left="1440" w:hanging="360"/>
+        <w:rPr>
+          <w:rFonts w:ascii="Arial" w:cs="Arial" w:eastAsia="Arial" w:hAnsi="Arial"/>
+          <w:sz w:val="24"/>
+          <w:szCs w:val="24"/>
+          <w:u w:val="none"/>
+        </w:rPr>
+      </w:pPr>
+      <w:r>
+        <w:rPr>
+          <w:rFonts w:ascii="Arial" w:cs="Arial" w:eastAsia="Arial" w:hAnsi="Arial"/>
+          <w:sz w:val="24"/>
+          <w:szCs w:val="24"/>
+          <w:rtl w:val="0"/>
+        </w:rPr>
+        <w:t xml:space="preserve">System owner account credentials</w:t>
+      </w:r>
+    </w:p>
+    <w:p>
+      <w:pPr>
+        <w:spacing w:after="40" w:lineRule="auto"/>
+        <w:ind w:left="1440" w:firstLine="0"/>
+        <w:rPr>
+          <w:rFonts w:ascii="Arial" w:cs="Arial" w:eastAsia="Arial" w:hAnsi="Arial"/>
+          <w:sz w:val="24"/>
+          <w:szCs w:val="24"/>
+        </w:rPr>
+      </w:pPr>
+      <w:r>
+        <w:rPr>
+          <w:rtl w:val="0"/>
+        </w:rPr>
+      </w:r>
+    </w:p>
+    <w:p>
+      <w:pPr>
+        <w:spacing w:after="40" w:lineRule="auto"/>
+        <w:rPr>
+          <w:rFonts w:ascii="Arial" w:cs="Arial" w:eastAsia="Arial" w:hAnsi="Arial"/>
+          <w:sz w:val="24"/>
+          <w:szCs w:val="24"/>
+        </w:rPr>
+      </w:pPr>
+      <w:r>
+        <w:rPr>
+          <w:rFonts w:ascii="Arial" w:cs="Arial" w:eastAsia="Arial" w:hAnsi="Arial"/>
+          <w:b w:val="1"/>
+          <w:bCs w:val="1"/>
+          <w:sz w:val="24"/>
+          <w:szCs w:val="24"/>
+          <w:rtl w:val="0"/>
+        </w:rPr>
+        <w:t xml:space="preserve">CSI_SECURITY_REPORT_ADMIN_EMAIL / CSI_SECURITY_REPORT_ADMIN_PASSWORD</w:t>
+      </w:r>
+      <w:r>
+        <w:rPr>
+          <w:rFonts w:ascii="Arial" w:cs="Arial" w:eastAsia="Arial" w:hAnsi="Arial"/>
+          <w:sz w:val="24"/>
+          <w:szCs w:val="24"/>
+          <w:rtl w:val="0"/>
+        </w:rPr>
+        <w:t xml:space="preserve"> :  </w:t>
+      </w:r>
+    </w:p>
+    <w:p>
+      <w:pPr>
+        <w:numPr>
+          <w:ilvl w:val="0"/>
+          <w:numId w:val="10"/>
+        </w:numPr>
+        <w:spacing w:after="40" w:lineRule="auto"/>
+        <w:ind w:left="1440" w:hanging="360"/>
+        <w:rPr>
+          <w:rFonts w:ascii="Arial" w:cs="Arial" w:eastAsia="Arial" w:hAnsi="Arial"/>
+          <w:sz w:val="24"/>
+          <w:szCs w:val="24"/>
+          <w:u w:val="none"/>
+        </w:rPr>
+      </w:pPr>
+      <w:r>
+        <w:rPr>
+          <w:rFonts w:ascii="Arial" w:cs="Arial" w:eastAsia="Arial" w:hAnsi="Arial"/>
+          <w:sz w:val="24"/>
+          <w:szCs w:val="24"/>
+          <w:rtl w:val="0"/>
+        </w:rPr>
+        <w:t xml:space="preserve">Security Report Admin account credentials</w:t>
+      </w:r>
+    </w:p>
+    <w:p>
+      <w:pPr>
+        <w:spacing w:after="40" w:lineRule="auto"/>
+        <w:ind w:left="1440" w:firstLine="0"/>
+        <w:rPr>
+          <w:rFonts w:ascii="Arial" w:cs="Arial" w:eastAsia="Arial" w:hAnsi="Arial"/>
+          <w:sz w:val="24"/>
+          <w:szCs w:val="24"/>
+        </w:rPr>
+      </w:pPr>
+      <w:r>
+        <w:rPr>
+          <w:rtl w:val="0"/>
+        </w:rPr>
+      </w:r>
+    </w:p>
+    <w:p>
+      <w:pPr>
+        <w:spacing w:after="40" w:lineRule="auto"/>
+        <w:rPr>
+          <w:rFonts w:ascii="Arial" w:cs="Arial" w:eastAsia="Arial" w:hAnsi="Arial"/>
+          <w:sz w:val="24"/>
+          <w:szCs w:val="24"/>
+        </w:rPr>
+      </w:pPr>
+      <w:r>
+        <w:rPr>
+          <w:rFonts w:ascii="Arial" w:cs="Arial" w:eastAsia="Arial" w:hAnsi="Arial"/>
+          <w:b w:val="1"/>
+          <w:bCs w:val="1"/>
+          <w:sz w:val="24"/>
+          <w:szCs w:val="24"/>
+          <w:rtl w:val="0"/>
+        </w:rPr>
+        <w:t xml:space="preserve">CSI_TRAINING_PHISING_SYS_OWNER_TEST_EMAIL / CSI_TRAINING_PHISING_SYS_OWNER_TEST_PASSWORD</w:t>
+      </w:r>
+      <w:r>
+        <w:rPr>
+          <w:rFonts w:ascii="Arial" w:cs="Arial" w:eastAsia="Arial" w:hAnsi="Arial"/>
+          <w:sz w:val="24"/>
+          <w:szCs w:val="24"/>
+          <w:rtl w:val="0"/>
+        </w:rPr>
+        <w:t xml:space="preserve"> :  </w:t>
+      </w:r>
+    </w:p>
+    <w:p>
+      <w:pPr>
+        <w:numPr>
+          <w:ilvl w:val="0"/>
+          <w:numId w:val="18"/>
+        </w:numPr>
+        <w:spacing w:after="40" w:lineRule="auto"/>
+        <w:ind w:left="1440" w:hanging="360"/>
+        <w:rPr>
+          <w:rFonts w:ascii="Arial" w:cs="Arial" w:eastAsia="Arial" w:hAnsi="Arial"/>
+          <w:sz w:val="24"/>
+          <w:szCs w:val="24"/>
+          <w:u w:val="none"/>
+        </w:rPr>
+      </w:pPr>
+      <w:r>
+        <w:rPr>
+          <w:rFonts w:ascii="Arial" w:cs="Arial" w:eastAsia="Arial" w:hAnsi="Arial"/>
+          <w:sz w:val="24"/>
+          <w:szCs w:val="24"/>
+          <w:rtl w:val="0"/>
+        </w:rPr>
+        <w:t xml:space="preserve">System Owner who only has Training and Phishing access</w:t>
+      </w:r>
+    </w:p>
+    <w:p>
+      <w:pPr>
+        <w:spacing w:after="40" w:lineRule="auto"/>
+        <w:rPr>
+          <w:rFonts w:ascii="Arial" w:cs="Arial" w:eastAsia="Arial" w:hAnsi="Arial"/>
+          <w:sz w:val="24"/>
+          <w:szCs w:val="24"/>
+        </w:rPr>
+      </w:pPr>
+      <w:r>
+        <w:rPr>
+          <w:rtl w:val="0"/>
+        </w:rPr>
+      </w:r>
+    </w:p>
+    <w:p>
+      <w:pPr>
+        <w:spacing w:after="40" w:lineRule="auto"/>
+        <w:rPr>
+          <w:rFonts w:ascii="Arial" w:cs="Arial" w:eastAsia="Arial" w:hAnsi="Arial"/>
+          <w:b w:val="1"/>
+          <w:bCs w:val="1"/>
+          <w:sz w:val="24"/>
+          <w:szCs w:val="24"/>
+        </w:rPr>
+      </w:pPr>
+      <w:r>
+        <w:rPr>
+          <w:rFonts w:ascii="Arial" w:cs="Arial" w:eastAsia="Arial" w:hAnsi="Arial"/>
+          <w:b w:val="1"/>
+          <w:bCs w:val="1"/>
+          <w:sz w:val="24"/>
+          <w:szCs w:val="24"/>
+          <w:rtl w:val="0"/>
+        </w:rPr>
+        <w:t xml:space="preserve">BROWSERSTACK_USERNAME</w:t>
+      </w:r>
+      <w:r>
+        <w:rPr>
+          <w:rFonts w:ascii="Arial" w:cs="Arial" w:eastAsia="Arial" w:hAnsi="Arial"/>
+          <w:sz w:val="24"/>
+          <w:szCs w:val="24"/>
+          <w:rtl w:val="0"/>
+        </w:rPr>
+        <w:t xml:space="preserve"> and </w:t>
+      </w:r>
+      <w:r>
+        <w:rPr>
+          <w:rFonts w:ascii="Arial" w:cs="Arial" w:eastAsia="Arial" w:hAnsi="Arial"/>
+          <w:b w:val="1"/>
+          <w:bCs w:val="1"/>
+          <w:sz w:val="24"/>
+          <w:szCs w:val="24"/>
+          <w:rtl w:val="0"/>
+        </w:rPr>
+        <w:t xml:space="preserve">BROWSERSTACK_ACCESS_KEY: </w:t>
+      </w:r>
+    </w:p>
+    <w:p>
+      <w:pPr>
+        <w:numPr>
+          <w:ilvl w:val="0"/>
+          <w:numId w:val="19"/>
+        </w:numPr>
+        <w:spacing w:after="40" w:lineRule="auto"/>
+        <w:ind w:left="1440" w:hanging="360"/>
+        <w:rPr>
+          <w:rFonts w:ascii="Arial" w:cs="Arial" w:eastAsia="Arial" w:hAnsi="Arial"/>
+          <w:sz w:val="24"/>
+          <w:szCs w:val="24"/>
+        </w:rPr>
+      </w:pPr>
+      <w:r>
+        <w:rPr>
+          <w:rFonts w:ascii="Arial" w:cs="Arial" w:eastAsia="Arial" w:hAnsi="Arial"/>
+          <w:sz w:val="24"/>
+          <w:szCs w:val="24"/>
+          <w:rtl w:val="0"/>
+        </w:rPr>
+        <w:t xml:space="preserve">Credentials to run test on Browserstack</w:t>
+      </w:r>
+    </w:p>
+    <w:p>
+      <w:pPr>
+        <w:spacing w:after="40" w:lineRule="auto"/>
+        <w:ind w:left="0" w:firstLine="0"/>
+        <w:rPr>
+          <w:rFonts w:ascii="Arial" w:cs="Arial" w:eastAsia="Arial" w:hAnsi="Arial"/>
+          <w:sz w:val="24"/>
+          <w:szCs w:val="24"/>
+        </w:rPr>
+      </w:pPr>
+      <w:r>
+        <w:rPr>
+          <w:rtl w:val="0"/>
+        </w:rPr>
+      </w:r>
+    </w:p>
+    <w:p>
+      <w:pPr>
+        <w:spacing w:after="40" w:lineRule="auto"/>
+        <w:ind w:left="0" w:firstLine="0"/>
+        <w:rPr>
+          <w:rFonts w:ascii="Arial" w:cs="Arial" w:eastAsia="Arial" w:hAnsi="Arial"/>
+          <w:b w:val="1"/>
+          <w:bCs w:val="1"/>
+          <w:sz w:val="24"/>
+          <w:szCs w:val="24"/>
+        </w:rPr>
+      </w:pPr>
+      <w:r>
+        <w:rPr>
+          <w:rFonts w:ascii="Arial" w:cs="Arial" w:eastAsia="Arial" w:hAnsi="Arial"/>
+          <w:b w:val="1"/>
+          <w:bCs w:val="1"/>
+          <w:sz w:val="24"/>
+          <w:szCs w:val="24"/>
+          <w:rtl w:val="0"/>
+        </w:rPr>
+        <w:t xml:space="preserve">CI: </w:t>
       </w:r>
     </w:p>
     <w:p>
@@ -1702,17 +3162,41 @@
           <w:rFonts w:ascii="Arial" w:cs="Arial" w:eastAsia="Arial" w:hAnsi="Arial"/>
           <w:sz w:val="24"/>
           <w:szCs w:val="24"/>
-          <w:u w:val="none"/>
-        </w:rPr>
-      </w:pPr>
-      <w:r>
-        <w:rPr>
-          <w:rFonts w:ascii="Arial" w:cs="Arial" w:eastAsia="Arial" w:hAnsi="Arial"/>
-          <w:sz w:val="24"/>
-          <w:szCs w:val="24"/>
-          <w:rtl w:val="0"/>
-        </w:rPr>
-        <w:t xml:space="preserve">Target application URL for all tests.</w:t>
+        </w:rPr>
+      </w:pPr>
+      <w:r>
+        <w:rPr>
+          <w:rFonts w:ascii="Arial" w:cs="Arial" w:eastAsia="Arial" w:hAnsi="Arial"/>
+          <w:sz w:val="24"/>
+          <w:szCs w:val="24"/>
+          <w:rtl w:val="0"/>
+        </w:rPr>
+        <w:t xml:space="preserve">Number of parallel workers in playwright</w:t>
+      </w:r>
+    </w:p>
+    <w:p>
+      <w:pPr>
+        <w:numPr>
+          <w:ilvl w:val="0"/>
+          <w:numId w:val="15"/>
+        </w:numPr>
+        <w:spacing w:after="0" w:afterAutospacing="0" w:lineRule="auto"/>
+        <w:ind w:left="1440" w:hanging="360"/>
+        <w:rPr>
+          <w:rFonts w:ascii="Arial" w:cs="Arial" w:eastAsia="Arial" w:hAnsi="Arial"/>
+          <w:sz w:val="24"/>
+          <w:szCs w:val="24"/>
+          <w:u w:val="none"/>
+        </w:rPr>
+      </w:pPr>
+      <w:r>
+        <w:rPr>
+          <w:rFonts w:ascii="Arial" w:cs="Arial" w:eastAsia="Arial" w:hAnsi="Arial"/>
+          <w:sz w:val="24"/>
+          <w:szCs w:val="24"/>
+          <w:rtl w:val="0"/>
+        </w:rPr>
+        <w:t xml:space="preserve">Set value to “1” for best test performance, but slow </w:t>
       </w:r>
     </w:p>
     <w:p>
@@ -1727,768 +3211,17 @@
           <w:rFonts w:ascii="Arial" w:cs="Arial" w:eastAsia="Arial" w:hAnsi="Arial"/>
           <w:sz w:val="24"/>
           <w:szCs w:val="24"/>
-        </w:rPr>
-      </w:pPr>
-      <w:r>
-        <w:rPr>
-          <w:rFonts w:ascii="Arial" w:cs="Arial" w:eastAsia="Arial" w:hAnsi="Arial"/>
-          <w:sz w:val="24"/>
-          <w:szCs w:val="24"/>
-          <w:rtl w:val="0"/>
-        </w:rPr>
-        <w:t xml:space="preserve">Example: https://rcsi-tst.example.com</w:t>
-      </w:r>
-    </w:p>
-    <w:p>
-      <w:pPr>
-        <w:spacing w:after="40" w:lineRule="auto"/>
-        <w:ind w:left="0" w:firstLine="0"/>
-        <w:rPr>
-          <w:rFonts w:ascii="Arial" w:cs="Arial" w:eastAsia="Arial" w:hAnsi="Arial"/>
-          <w:sz w:val="24"/>
-          <w:szCs w:val="24"/>
-        </w:rPr>
-      </w:pPr>
-      <w:r>
-        <w:rPr>
-          <w:rtl w:val="0"/>
-        </w:rPr>
-      </w:r>
-    </w:p>
-    <w:p>
-      <w:pPr>
-        <w:spacing w:after="40" w:lineRule="auto"/>
-        <w:rPr>
-          <w:rFonts w:ascii="Arial" w:cs="Arial" w:eastAsia="Arial" w:hAnsi="Arial"/>
-          <w:sz w:val="24"/>
-          <w:szCs w:val="24"/>
-        </w:rPr>
-      </w:pPr>
-      <w:r>
-        <w:rPr>
-          <w:rFonts w:ascii="Arial" w:cs="Arial" w:eastAsia="Arial" w:hAnsi="Arial"/>
-          <w:b w:val="1"/>
-          <w:bCs w:val="1"/>
-          <w:sz w:val="24"/>
-          <w:szCs w:val="24"/>
-          <w:rtl w:val="0"/>
-        </w:rPr>
-        <w:t xml:space="preserve">CSI_TEST_EMAIL / CSI_TEST_PASSWORD</w:t>
-      </w:r>
-      <w:r>
-        <w:rPr>
-          <w:rFonts w:ascii="Arial" w:cs="Arial" w:eastAsia="Arial" w:hAnsi="Arial"/>
-          <w:sz w:val="24"/>
-          <w:szCs w:val="24"/>
-          <w:rtl w:val="0"/>
-        </w:rPr>
-        <w:t xml:space="preserve"> :  </w:t>
-      </w:r>
-    </w:p>
-    <w:p>
-      <w:pPr>
-        <w:numPr>
-          <w:ilvl w:val="0"/>
-          <w:numId w:val="3"/>
-        </w:numPr>
-        <w:spacing w:after="40" w:lineRule="auto"/>
-        <w:ind w:left="1440" w:hanging="360"/>
-        <w:rPr>
-          <w:rFonts w:ascii="Arial" w:cs="Arial" w:eastAsia="Arial" w:hAnsi="Arial"/>
-          <w:sz w:val="24"/>
-          <w:szCs w:val="24"/>
-          <w:u w:val="none"/>
-        </w:rPr>
-      </w:pPr>
-      <w:r>
-        <w:rPr>
-          <w:rFonts w:ascii="Arial" w:cs="Arial" w:eastAsia="Arial" w:hAnsi="Arial"/>
-          <w:sz w:val="24"/>
-          <w:szCs w:val="24"/>
-          <w:rtl w:val="0"/>
-        </w:rPr>
-        <w:t xml:space="preserve">Super admin account credentials </w:t>
-      </w:r>
-    </w:p>
-    <w:p>
-      <w:pPr>
-        <w:spacing w:after="40" w:lineRule="auto"/>
-        <w:ind w:left="1440" w:firstLine="0"/>
-        <w:rPr>
-          <w:rFonts w:ascii="Arial" w:cs="Arial" w:eastAsia="Arial" w:hAnsi="Arial"/>
-          <w:sz w:val="24"/>
-          <w:szCs w:val="24"/>
-        </w:rPr>
-      </w:pPr>
-      <w:r>
-        <w:rPr>
-          <w:rtl w:val="0"/>
-        </w:rPr>
-      </w:r>
-    </w:p>
-    <w:p>
-      <w:pPr>
-        <w:spacing w:after="40" w:lineRule="auto"/>
-        <w:rPr>
-          <w:rFonts w:ascii="Arial" w:cs="Arial" w:eastAsia="Arial" w:hAnsi="Arial"/>
-          <w:sz w:val="24"/>
-          <w:szCs w:val="24"/>
-        </w:rPr>
-      </w:pPr>
-      <w:r>
-        <w:rPr>
-          <w:rFonts w:ascii="Arial" w:cs="Arial" w:eastAsia="Arial" w:hAnsi="Arial"/>
-          <w:b w:val="1"/>
-          <w:bCs w:val="1"/>
-          <w:sz w:val="24"/>
-          <w:szCs w:val="24"/>
-          <w:rtl w:val="0"/>
-        </w:rPr>
-        <w:t xml:space="preserve">CSI_ORG_TEST_EMAIL / CSI_ORG_TEST_PASSWORD</w:t>
-      </w:r>
-      <w:r>
-        <w:rPr>
-          <w:rFonts w:ascii="Arial" w:cs="Arial" w:eastAsia="Arial" w:hAnsi="Arial"/>
-          <w:sz w:val="24"/>
-          <w:szCs w:val="24"/>
-          <w:rtl w:val="0"/>
-        </w:rPr>
-        <w:t xml:space="preserve"> :  </w:t>
-      </w:r>
-    </w:p>
-    <w:p>
-      <w:pPr>
-        <w:numPr>
-          <w:ilvl w:val="0"/>
-          <w:numId w:val="1"/>
-        </w:numPr>
-        <w:spacing w:after="40" w:lineRule="auto"/>
-        <w:ind w:left="1440" w:hanging="360"/>
-        <w:rPr>
-          <w:rFonts w:ascii="Arial" w:cs="Arial" w:eastAsia="Arial" w:hAnsi="Arial"/>
-          <w:sz w:val="24"/>
-          <w:szCs w:val="24"/>
-          <w:u w:val="none"/>
-        </w:rPr>
-      </w:pPr>
-      <w:r>
-        <w:rPr>
-          <w:rFonts w:ascii="Arial" w:cs="Arial" w:eastAsia="Arial" w:hAnsi="Arial"/>
-          <w:sz w:val="24"/>
-          <w:szCs w:val="24"/>
-          <w:rtl w:val="0"/>
-        </w:rPr>
-        <w:t xml:space="preserve">Organization manager account credentials</w:t>
-      </w:r>
-    </w:p>
-    <w:p>
-      <w:pPr>
-        <w:spacing w:after="40" w:lineRule="auto"/>
-        <w:ind w:left="1440" w:firstLine="0"/>
-        <w:rPr>
-          <w:rFonts w:ascii="Arial" w:cs="Arial" w:eastAsia="Arial" w:hAnsi="Arial"/>
-          <w:sz w:val="24"/>
-          <w:szCs w:val="24"/>
-        </w:rPr>
-      </w:pPr>
-      <w:r>
-        <w:rPr>
-          <w:rtl w:val="0"/>
-        </w:rPr>
-      </w:r>
-    </w:p>
-    <w:p>
-      <w:pPr>
-        <w:spacing w:after="40" w:lineRule="auto"/>
-        <w:ind w:left="0" w:firstLine="0"/>
-        <w:rPr>
-          <w:rFonts w:ascii="Arial" w:cs="Arial" w:eastAsia="Arial" w:hAnsi="Arial"/>
-          <w:sz w:val="24"/>
-          <w:szCs w:val="24"/>
-        </w:rPr>
-      </w:pPr>
-      <w:r>
-        <w:rPr>
-          <w:rFonts w:ascii="Arial" w:cs="Arial" w:eastAsia="Arial" w:hAnsi="Arial"/>
-          <w:b w:val="1"/>
-          <w:bCs w:val="1"/>
-          <w:sz w:val="24"/>
-          <w:szCs w:val="24"/>
-          <w:rtl w:val="0"/>
-        </w:rPr>
-        <w:t xml:space="preserve">CSI_ORG_USER_TEST_EMAIL / CSI_ORG_USER_TEST_PASSWORD</w:t>
-      </w:r>
-      <w:r>
-        <w:rPr>
-          <w:rFonts w:ascii="Arial" w:cs="Arial" w:eastAsia="Arial" w:hAnsi="Arial"/>
-          <w:sz w:val="24"/>
-          <w:szCs w:val="24"/>
-          <w:rtl w:val="0"/>
-        </w:rPr>
-        <w:t xml:space="preserve"> :</w:t>
-      </w:r>
-    </w:p>
-    <w:p>
-      <w:pPr>
-        <w:numPr>
-          <w:ilvl w:val="0"/>
-          <w:numId w:val="2"/>
-        </w:numPr>
-        <w:spacing w:after="40" w:lineRule="auto"/>
-        <w:ind w:left="1440" w:hanging="360"/>
-        <w:rPr>
-          <w:rFonts w:ascii="Arial" w:cs="Arial" w:eastAsia="Arial" w:hAnsi="Arial"/>
-          <w:sz w:val="24"/>
-          <w:szCs w:val="24"/>
-          <w:u w:val="none"/>
-        </w:rPr>
-      </w:pPr>
-      <w:r>
-        <w:rPr>
-          <w:rFonts w:ascii="Arial" w:cs="Arial" w:eastAsia="Arial" w:hAnsi="Arial"/>
-          <w:sz w:val="24"/>
-          <w:szCs w:val="24"/>
-          <w:rtl w:val="0"/>
-        </w:rPr>
-        <w:t xml:space="preserve">Organization user account credentials</w:t>
-      </w:r>
-    </w:p>
-    <w:p>
-      <w:pPr>
-        <w:spacing w:after="40" w:lineRule="auto"/>
-        <w:rPr>
-          <w:rFonts w:ascii="Arial" w:cs="Arial" w:eastAsia="Arial" w:hAnsi="Arial"/>
-          <w:sz w:val="24"/>
-          <w:szCs w:val="24"/>
-        </w:rPr>
-      </w:pPr>
-      <w:r>
-        <w:rPr>
-          <w:rtl w:val="0"/>
-        </w:rPr>
-      </w:r>
-    </w:p>
-    <w:p>
-      <w:pPr>
-        <w:spacing w:after="40" w:lineRule="auto"/>
-        <w:rPr>
-          <w:rFonts w:ascii="Arial" w:cs="Arial" w:eastAsia="Arial" w:hAnsi="Arial"/>
-          <w:sz w:val="24"/>
-          <w:szCs w:val="24"/>
-        </w:rPr>
-      </w:pPr>
-      <w:r>
-        <w:rPr>
-          <w:rFonts w:ascii="Arial" w:cs="Arial" w:eastAsia="Arial" w:hAnsi="Arial"/>
-          <w:b w:val="1"/>
-          <w:bCs w:val="1"/>
-          <w:sz w:val="24"/>
-          <w:szCs w:val="24"/>
-          <w:rtl w:val="0"/>
-        </w:rPr>
-        <w:t xml:space="preserve">CSI_PHISING_ADMIN_TEST_EMAIL /CSI_PHISING_ADMIN_TEST_PASSWORD:</w:t>
-      </w:r>
-      <w:r>
-        <w:rPr>
-          <w:rFonts w:ascii="Arial" w:cs="Arial" w:eastAsia="Arial" w:hAnsi="Arial"/>
-          <w:sz w:val="24"/>
-          <w:szCs w:val="24"/>
-          <w:rtl w:val="0"/>
-        </w:rPr>
-        <w:t xml:space="preserve">  </w:t>
-      </w:r>
-    </w:p>
-    <w:p>
-      <w:pPr>
-        <w:numPr>
-          <w:ilvl w:val="0"/>
-          <w:numId w:val="8"/>
-        </w:numPr>
-        <w:spacing w:after="40" w:lineRule="auto"/>
-        <w:ind w:left="1440" w:hanging="360"/>
-        <w:rPr>
-          <w:rFonts w:ascii="Arial" w:cs="Arial" w:eastAsia="Arial" w:hAnsi="Arial"/>
-          <w:sz w:val="24"/>
-          <w:szCs w:val="24"/>
-          <w:u w:val="none"/>
-        </w:rPr>
-      </w:pPr>
-      <w:r>
-        <w:rPr>
-          <w:rFonts w:ascii="Arial" w:cs="Arial" w:eastAsia="Arial" w:hAnsi="Arial"/>
-          <w:sz w:val="24"/>
-          <w:szCs w:val="24"/>
-          <w:rtl w:val="0"/>
-        </w:rPr>
-        <w:t xml:space="preserve">Phishing module admin account credentials</w:t>
-      </w:r>
-    </w:p>
-    <w:p>
-      <w:pPr>
-        <w:spacing w:after="40" w:lineRule="auto"/>
-        <w:rPr>
-          <w:rFonts w:ascii="Arial" w:cs="Arial" w:eastAsia="Arial" w:hAnsi="Arial"/>
-          <w:sz w:val="24"/>
-          <w:szCs w:val="24"/>
-        </w:rPr>
-      </w:pPr>
-      <w:r>
-        <w:rPr>
-          <w:rtl w:val="0"/>
-        </w:rPr>
-      </w:r>
-    </w:p>
-    <w:p>
-      <w:pPr>
-        <w:spacing w:after="40" w:lineRule="auto"/>
-        <w:rPr>
-          <w:rFonts w:ascii="Arial" w:cs="Arial" w:eastAsia="Arial" w:hAnsi="Arial"/>
-          <w:sz w:val="24"/>
-          <w:szCs w:val="24"/>
-        </w:rPr>
-      </w:pPr>
-      <w:r>
-        <w:rPr>
-          <w:rFonts w:ascii="Arial" w:cs="Arial" w:eastAsia="Arial" w:hAnsi="Arial"/>
-          <w:b w:val="1"/>
-          <w:bCs w:val="1"/>
-          <w:sz w:val="24"/>
-          <w:szCs w:val="24"/>
-          <w:rtl w:val="0"/>
-        </w:rPr>
-        <w:t xml:space="preserve">CSI_INCIDENT_REPORTER_TEST_EMAIL / CSI_INCIDENT_REPORTER_TEST_PASSWORD</w:t>
-      </w:r>
-      <w:r>
-        <w:rPr>
-          <w:rFonts w:ascii="Arial" w:cs="Arial" w:eastAsia="Arial" w:hAnsi="Arial"/>
-          <w:sz w:val="24"/>
-          <w:szCs w:val="24"/>
-          <w:rtl w:val="0"/>
-        </w:rPr>
-        <w:t xml:space="preserve"> :  </w:t>
-      </w:r>
-    </w:p>
-    <w:p>
-      <w:pPr>
-        <w:numPr>
-          <w:ilvl w:val="0"/>
-          <w:numId w:val="21"/>
-        </w:numPr>
-        <w:spacing w:after="40" w:lineRule="auto"/>
-        <w:ind w:left="1440" w:hanging="360"/>
-        <w:rPr>
-          <w:rFonts w:ascii="Arial" w:cs="Arial" w:eastAsia="Arial" w:hAnsi="Arial"/>
-          <w:sz w:val="24"/>
-          <w:szCs w:val="24"/>
-          <w:u w:val="none"/>
-        </w:rPr>
-      </w:pPr>
-      <w:r>
-        <w:rPr>
-          <w:rFonts w:ascii="Arial" w:cs="Arial" w:eastAsia="Arial" w:hAnsi="Arial"/>
-          <w:sz w:val="24"/>
-          <w:szCs w:val="24"/>
-          <w:rtl w:val="0"/>
-        </w:rPr>
-        <w:t xml:space="preserve">Incident reporter account credentials</w:t>
-      </w:r>
-    </w:p>
-    <w:p>
-      <w:pPr>
-        <w:spacing w:after="40" w:lineRule="auto"/>
-        <w:ind w:left="1440" w:firstLine="0"/>
-        <w:rPr>
-          <w:rFonts w:ascii="Arial" w:cs="Arial" w:eastAsia="Arial" w:hAnsi="Arial"/>
-          <w:sz w:val="24"/>
-          <w:szCs w:val="24"/>
-        </w:rPr>
-      </w:pPr>
-      <w:r>
-        <w:rPr>
-          <w:rtl w:val="0"/>
-        </w:rPr>
-      </w:r>
-    </w:p>
-    <w:p>
-      <w:pPr>
-        <w:spacing w:after="40" w:lineRule="auto"/>
-        <w:ind w:left="1440" w:firstLine="0"/>
-        <w:rPr>
-          <w:rFonts w:ascii="Arial" w:cs="Arial" w:eastAsia="Arial" w:hAnsi="Arial"/>
-          <w:sz w:val="24"/>
-          <w:szCs w:val="24"/>
-        </w:rPr>
-      </w:pPr>
-      <w:r>
-        <w:rPr>
-          <w:rtl w:val="0"/>
-        </w:rPr>
-      </w:r>
-    </w:p>
-    <w:p>
-      <w:pPr>
-        <w:spacing w:after="40" w:lineRule="auto"/>
-        <w:ind w:left="1440" w:firstLine="0"/>
-        <w:rPr>
-          <w:rFonts w:ascii="Arial" w:cs="Arial" w:eastAsia="Arial" w:hAnsi="Arial"/>
-          <w:sz w:val="24"/>
-          <w:szCs w:val="24"/>
-        </w:rPr>
-      </w:pPr>
-      <w:r>
-        <w:rPr>
-          <w:rtl w:val="0"/>
-        </w:rPr>
-      </w:r>
-    </w:p>
-    <w:p>
-      <w:pPr>
-        <w:spacing w:after="40" w:lineRule="auto"/>
-        <w:ind w:left="1440" w:firstLine="0"/>
-        <w:rPr>
-          <w:rFonts w:ascii="Arial" w:cs="Arial" w:eastAsia="Arial" w:hAnsi="Arial"/>
-          <w:sz w:val="24"/>
-          <w:szCs w:val="24"/>
-        </w:rPr>
-      </w:pPr>
-      <w:r>
-        <w:rPr>
-          <w:rtl w:val="0"/>
-        </w:rPr>
-      </w:r>
-    </w:p>
-    <w:p>
-      <w:pPr>
-        <w:spacing w:after="40" w:lineRule="auto"/>
-        <w:rPr>
-          <w:rFonts w:ascii="Arial" w:cs="Arial" w:eastAsia="Arial" w:hAnsi="Arial"/>
-          <w:sz w:val="24"/>
-          <w:szCs w:val="24"/>
-        </w:rPr>
-      </w:pPr>
-      <w:r>
-        <w:rPr>
-          <w:rFonts w:ascii="Arial" w:cs="Arial" w:eastAsia="Arial" w:hAnsi="Arial"/>
-          <w:b w:val="1"/>
-          <w:bCs w:val="1"/>
-          <w:sz w:val="24"/>
-          <w:szCs w:val="24"/>
-          <w:rtl w:val="0"/>
-        </w:rPr>
-        <w:t xml:space="preserve">CSI_INCIDENT_HANDLER_DISPLAY_NAME</w:t>
-      </w:r>
-      <w:r>
-        <w:rPr>
-          <w:rFonts w:ascii="Arial" w:cs="Arial" w:eastAsia="Arial" w:hAnsi="Arial"/>
-          <w:sz w:val="24"/>
-          <w:szCs w:val="24"/>
-          <w:rtl w:val="0"/>
-        </w:rPr>
-        <w:t xml:space="preserve"> :  </w:t>
-      </w:r>
-    </w:p>
-    <w:p>
-      <w:pPr>
-        <w:numPr>
-          <w:ilvl w:val="0"/>
-          <w:numId w:val="7"/>
-        </w:numPr>
-        <w:spacing w:after="40" w:lineRule="auto"/>
-        <w:ind w:left="1440" w:hanging="360"/>
-        <w:rPr>
-          <w:rFonts w:ascii="Arial" w:cs="Arial" w:eastAsia="Arial" w:hAnsi="Arial"/>
-          <w:sz w:val="24"/>
-          <w:szCs w:val="24"/>
-          <w:u w:val="none"/>
-        </w:rPr>
-      </w:pPr>
-      <w:r>
-        <w:rPr>
-          <w:rFonts w:ascii="Arial" w:cs="Arial" w:eastAsia="Arial" w:hAnsi="Arial"/>
-          <w:sz w:val="24"/>
-          <w:szCs w:val="24"/>
-          <w:rtl w:val="0"/>
-        </w:rPr>
-        <w:t xml:space="preserve">Display name of incident handler </w:t>
-      </w:r>
-    </w:p>
-    <w:p>
-      <w:pPr>
-        <w:spacing w:after="40" w:lineRule="auto"/>
-        <w:rPr>
-          <w:rFonts w:ascii="Arial" w:cs="Arial" w:eastAsia="Arial" w:hAnsi="Arial"/>
-          <w:sz w:val="24"/>
-          <w:szCs w:val="24"/>
-        </w:rPr>
-      </w:pPr>
-      <w:r>
-        <w:rPr>
-          <w:rFonts w:ascii="Arial" w:cs="Arial" w:eastAsia="Arial" w:hAnsi="Arial"/>
-          <w:b w:val="1"/>
-          <w:bCs w:val="1"/>
-          <w:sz w:val="24"/>
-          <w:szCs w:val="24"/>
-          <w:rtl w:val="0"/>
-        </w:rPr>
-        <w:t xml:space="preserve">CSI_SYSTEM_OWNER_TEST_EMAIL / CSI_SYSTEM_OWNER_TEST_PASSWORD</w:t>
-      </w:r>
-      <w:r>
-        <w:rPr>
-          <w:rFonts w:ascii="Arial" w:cs="Arial" w:eastAsia="Arial" w:hAnsi="Arial"/>
-          <w:sz w:val="24"/>
-          <w:szCs w:val="24"/>
-          <w:rtl w:val="0"/>
-        </w:rPr>
-        <w:t xml:space="preserve"> :  </w:t>
-      </w:r>
-    </w:p>
-    <w:p>
-      <w:pPr>
-        <w:numPr>
-          <w:ilvl w:val="0"/>
-          <w:numId w:val="4"/>
-        </w:numPr>
-        <w:spacing w:after="40" w:lineRule="auto"/>
-        <w:ind w:left="1440" w:hanging="360"/>
-        <w:rPr>
-          <w:rFonts w:ascii="Arial" w:cs="Arial" w:eastAsia="Arial" w:hAnsi="Arial"/>
-          <w:sz w:val="24"/>
-          <w:szCs w:val="24"/>
-          <w:u w:val="none"/>
-        </w:rPr>
-      </w:pPr>
-      <w:r>
-        <w:rPr>
-          <w:rFonts w:ascii="Arial" w:cs="Arial" w:eastAsia="Arial" w:hAnsi="Arial"/>
-          <w:sz w:val="24"/>
-          <w:szCs w:val="24"/>
-          <w:rtl w:val="0"/>
-        </w:rPr>
-        <w:t xml:space="preserve">System owner account credentials</w:t>
-      </w:r>
-    </w:p>
-    <w:p>
-      <w:pPr>
-        <w:spacing w:after="40" w:lineRule="auto"/>
-        <w:ind w:left="1440" w:firstLine="0"/>
-        <w:rPr>
-          <w:rFonts w:ascii="Arial" w:cs="Arial" w:eastAsia="Arial" w:hAnsi="Arial"/>
-          <w:sz w:val="24"/>
-          <w:szCs w:val="24"/>
-        </w:rPr>
-      </w:pPr>
-      <w:r>
-        <w:rPr>
-          <w:rtl w:val="0"/>
-        </w:rPr>
-      </w:r>
-    </w:p>
-    <w:p>
-      <w:pPr>
-        <w:spacing w:after="40" w:lineRule="auto"/>
-        <w:rPr>
-          <w:rFonts w:ascii="Arial" w:cs="Arial" w:eastAsia="Arial" w:hAnsi="Arial"/>
-          <w:sz w:val="24"/>
-          <w:szCs w:val="24"/>
-        </w:rPr>
-      </w:pPr>
-      <w:r>
-        <w:rPr>
-          <w:rFonts w:ascii="Arial" w:cs="Arial" w:eastAsia="Arial" w:hAnsi="Arial"/>
-          <w:b w:val="1"/>
-          <w:bCs w:val="1"/>
-          <w:sz w:val="24"/>
-          <w:szCs w:val="24"/>
-          <w:rtl w:val="0"/>
-        </w:rPr>
-        <w:t xml:space="preserve">CSI_SECURITY_REPORT_ADMIN_EMAIL / CSI_SECURITY_REPORT_ADMIN_PASSWORD</w:t>
-      </w:r>
-      <w:r>
-        <w:rPr>
-          <w:rFonts w:ascii="Arial" w:cs="Arial" w:eastAsia="Arial" w:hAnsi="Arial"/>
-          <w:sz w:val="24"/>
-          <w:szCs w:val="24"/>
-          <w:rtl w:val="0"/>
-        </w:rPr>
-        <w:t xml:space="preserve"> :  </w:t>
-      </w:r>
-    </w:p>
-    <w:p>
-      <w:pPr>
-        <w:numPr>
-          <w:ilvl w:val="0"/>
-          <w:numId w:val="10"/>
-        </w:numPr>
-        <w:spacing w:after="40" w:lineRule="auto"/>
-        <w:ind w:left="1440" w:hanging="360"/>
-        <w:rPr>
-          <w:rFonts w:ascii="Arial" w:cs="Arial" w:eastAsia="Arial" w:hAnsi="Arial"/>
-          <w:sz w:val="24"/>
-          <w:szCs w:val="24"/>
-          <w:u w:val="none"/>
-        </w:rPr>
-      </w:pPr>
-      <w:r>
-        <w:rPr>
-          <w:rFonts w:ascii="Arial" w:cs="Arial" w:eastAsia="Arial" w:hAnsi="Arial"/>
-          <w:sz w:val="24"/>
-          <w:szCs w:val="24"/>
-          <w:rtl w:val="0"/>
-        </w:rPr>
-        <w:t xml:space="preserve">Security Report Admin account credentials</w:t>
-      </w:r>
-    </w:p>
-    <w:p>
-      <w:pPr>
-        <w:spacing w:after="40" w:lineRule="auto"/>
-        <w:ind w:left="1440" w:firstLine="0"/>
-        <w:rPr>
-          <w:rFonts w:ascii="Arial" w:cs="Arial" w:eastAsia="Arial" w:hAnsi="Arial"/>
-          <w:sz w:val="24"/>
-          <w:szCs w:val="24"/>
-        </w:rPr>
-      </w:pPr>
-      <w:r>
-        <w:rPr>
-          <w:rtl w:val="0"/>
-        </w:rPr>
-      </w:r>
-    </w:p>
-    <w:p>
-      <w:pPr>
-        <w:spacing w:after="40" w:lineRule="auto"/>
-        <w:rPr>
-          <w:rFonts w:ascii="Arial" w:cs="Arial" w:eastAsia="Arial" w:hAnsi="Arial"/>
-          <w:sz w:val="24"/>
-          <w:szCs w:val="24"/>
-        </w:rPr>
-      </w:pPr>
-      <w:r>
-        <w:rPr>
-          <w:rFonts w:ascii="Arial" w:cs="Arial" w:eastAsia="Arial" w:hAnsi="Arial"/>
-          <w:b w:val="1"/>
-          <w:bCs w:val="1"/>
-          <w:sz w:val="24"/>
-          <w:szCs w:val="24"/>
-          <w:rtl w:val="0"/>
-        </w:rPr>
-        <w:t xml:space="preserve">CSI_TRAINING_PHISING_SYS_OWNER_TEST_EMAIL / CSI_TRAINING_PHISING_SYS_OWNER_TEST_PASSWORD</w:t>
-      </w:r>
-      <w:r>
-        <w:rPr>
-          <w:rFonts w:ascii="Arial" w:cs="Arial" w:eastAsia="Arial" w:hAnsi="Arial"/>
-          <w:sz w:val="24"/>
-          <w:szCs w:val="24"/>
-          <w:rtl w:val="0"/>
-        </w:rPr>
-        <w:t xml:space="preserve"> :  </w:t>
-      </w:r>
-    </w:p>
-    <w:p>
-      <w:pPr>
-        <w:numPr>
-          <w:ilvl w:val="0"/>
-          <w:numId w:val="17"/>
-        </w:numPr>
-        <w:spacing w:after="40" w:lineRule="auto"/>
-        <w:ind w:left="1440" w:hanging="360"/>
-        <w:rPr>
-          <w:rFonts w:ascii="Arial" w:cs="Arial" w:eastAsia="Arial" w:hAnsi="Arial"/>
-          <w:sz w:val="24"/>
-          <w:szCs w:val="24"/>
-          <w:u w:val="none"/>
-        </w:rPr>
-      </w:pPr>
-      <w:r>
-        <w:rPr>
-          <w:rFonts w:ascii="Arial" w:cs="Arial" w:eastAsia="Arial" w:hAnsi="Arial"/>
-          <w:sz w:val="24"/>
-          <w:szCs w:val="24"/>
-          <w:rtl w:val="0"/>
-        </w:rPr>
-        <w:t xml:space="preserve">System Owner who only has Training and Phishing access</w:t>
-      </w:r>
-    </w:p>
-    <w:p>
-      <w:pPr>
-        <w:spacing w:after="40" w:lineRule="auto"/>
-        <w:rPr>
-          <w:rFonts w:ascii="Arial" w:cs="Arial" w:eastAsia="Arial" w:hAnsi="Arial"/>
-          <w:sz w:val="24"/>
-          <w:szCs w:val="24"/>
-        </w:rPr>
-      </w:pPr>
-      <w:r>
-        <w:rPr>
-          <w:rtl w:val="0"/>
-        </w:rPr>
-      </w:r>
-    </w:p>
-    <w:p>
-      <w:pPr>
-        <w:spacing w:after="40" w:lineRule="auto"/>
-        <w:rPr>
-          <w:rFonts w:ascii="Arial" w:cs="Arial" w:eastAsia="Arial" w:hAnsi="Arial"/>
-          <w:b w:val="1"/>
-          <w:bCs w:val="1"/>
-          <w:sz w:val="24"/>
-          <w:szCs w:val="24"/>
-        </w:rPr>
-      </w:pPr>
-      <w:r>
-        <w:rPr>
-          <w:rFonts w:ascii="Arial" w:cs="Arial" w:eastAsia="Arial" w:hAnsi="Arial"/>
-          <w:b w:val="1"/>
-          <w:bCs w:val="1"/>
-          <w:sz w:val="24"/>
-          <w:szCs w:val="24"/>
-          <w:rtl w:val="0"/>
-        </w:rPr>
-        <w:t xml:space="preserve">BROWSERSTACK_USERNAME</w:t>
-      </w:r>
-      <w:r>
-        <w:rPr>
-          <w:rFonts w:ascii="Arial" w:cs="Arial" w:eastAsia="Arial" w:hAnsi="Arial"/>
-          <w:sz w:val="24"/>
-          <w:szCs w:val="24"/>
-          <w:rtl w:val="0"/>
-        </w:rPr>
-        <w:t xml:space="preserve"> and </w:t>
-      </w:r>
-      <w:r>
-        <w:rPr>
-          <w:rFonts w:ascii="Arial" w:cs="Arial" w:eastAsia="Arial" w:hAnsi="Arial"/>
-          <w:b w:val="1"/>
-          <w:bCs w:val="1"/>
-          <w:sz w:val="24"/>
-          <w:szCs w:val="24"/>
-          <w:rtl w:val="0"/>
-        </w:rPr>
-        <w:t xml:space="preserve">BROWSERSTACK_ACCESS_KEY: </w:t>
-      </w:r>
-    </w:p>
-    <w:p>
-      <w:pPr>
-        <w:numPr>
-          <w:ilvl w:val="0"/>
-          <w:numId w:val="18"/>
-        </w:numPr>
-        <w:spacing w:after="40" w:lineRule="auto"/>
-        <w:ind w:left="1440" w:hanging="360"/>
-        <w:rPr>
-          <w:rFonts w:ascii="Arial" w:cs="Arial" w:eastAsia="Arial" w:hAnsi="Arial"/>
-          <w:sz w:val="24"/>
-          <w:szCs w:val="24"/>
-        </w:rPr>
-      </w:pPr>
-      <w:r>
-        <w:rPr>
-          <w:rFonts w:ascii="Arial" w:cs="Arial" w:eastAsia="Arial" w:hAnsi="Arial"/>
-          <w:sz w:val="24"/>
-          <w:szCs w:val="24"/>
-          <w:rtl w:val="0"/>
-        </w:rPr>
-        <w:t xml:space="preserve">Credentials to run test on Browserstack</w:t>
+          <w:u w:val="none"/>
+        </w:rPr>
+      </w:pPr>
+      <w:r>
+        <w:rPr>
+          <w:rFonts w:ascii="Arial" w:cs="Arial" w:eastAsia="Arial" w:hAnsi="Arial"/>
+          <w:sz w:val="24"/>
+          <w:szCs w:val="24"/>
+          <w:rtl w:val="0"/>
+        </w:rPr>
+        <w:t xml:space="preserve">Set value to “4” for finishing test parallelly fast, but might overload CPU</w:t>
       </w:r>
     </w:p>
     <w:p>
@@ -5217,6 +5950,186 @@
     </w:p>
     <w:p>
       <w:pPr>
+        <w:rPr/>
+      </w:pPr>
+      <w:r>
+        <w:rPr>
+          <w:rtl w:val="0"/>
+        </w:rPr>
+      </w:r>
+    </w:p>
+    <w:p>
+      <w:pPr>
+        <w:rPr/>
+      </w:pPr>
+      <w:r>
+        <w:rPr>
+          <w:rtl w:val="0"/>
+        </w:rPr>
+      </w:r>
+    </w:p>
+    <w:p>
+      <w:pPr>
+        <w:rPr/>
+      </w:pPr>
+      <w:r>
+        <w:rPr>
+          <w:rtl w:val="0"/>
+        </w:rPr>
+      </w:r>
+    </w:p>
+    <w:p>
+      <w:pPr>
+        <w:rPr/>
+      </w:pPr>
+      <w:r>
+        <w:rPr>
+          <w:rtl w:val="0"/>
+        </w:rPr>
+      </w:r>
+    </w:p>
+    <w:p>
+      <w:pPr>
+        <w:rPr/>
+      </w:pPr>
+      <w:r>
+        <w:rPr>
+          <w:rtl w:val="0"/>
+        </w:rPr>
+      </w:r>
+    </w:p>
+    <w:p>
+      <w:pPr>
+        <w:rPr/>
+      </w:pPr>
+      <w:r>
+        <w:rPr>
+          <w:rtl w:val="0"/>
+        </w:rPr>
+      </w:r>
+    </w:p>
+    <w:p>
+      <w:pPr>
+        <w:rPr/>
+      </w:pPr>
+      <w:r>
+        <w:rPr>
+          <w:rtl w:val="0"/>
+        </w:rPr>
+      </w:r>
+    </w:p>
+    <w:p>
+      <w:pPr>
+        <w:rPr/>
+      </w:pPr>
+      <w:r>
+        <w:rPr>
+          <w:rtl w:val="0"/>
+        </w:rPr>
+      </w:r>
+    </w:p>
+    <w:p>
+      <w:pPr>
+        <w:rPr/>
+      </w:pPr>
+      <w:r>
+        <w:rPr>
+          <w:rtl w:val="0"/>
+        </w:rPr>
+      </w:r>
+    </w:p>
+    <w:p>
+      <w:pPr>
+        <w:rPr/>
+      </w:pPr>
+      <w:r>
+        <w:rPr>
+          <w:rtl w:val="0"/>
+        </w:rPr>
+      </w:r>
+    </w:p>
+    <w:p>
+      <w:pPr>
+        <w:rPr/>
+      </w:pPr>
+      <w:r>
+        <w:rPr>
+          <w:rtl w:val="0"/>
+        </w:rPr>
+      </w:r>
+    </w:p>
+    <w:p>
+      <w:pPr>
+        <w:rPr/>
+      </w:pPr>
+      <w:r>
+        <w:rPr>
+          <w:rtl w:val="0"/>
+        </w:rPr>
+      </w:r>
+    </w:p>
+    <w:p>
+      <w:pPr>
+        <w:rPr/>
+      </w:pPr>
+      <w:r>
+        <w:rPr>
+          <w:rtl w:val="0"/>
+        </w:rPr>
+      </w:r>
+    </w:p>
+    <w:p>
+      <w:pPr>
+        <w:rPr/>
+      </w:pPr>
+      <w:r>
+        <w:rPr>
+          <w:rtl w:val="0"/>
+        </w:rPr>
+      </w:r>
+    </w:p>
+    <w:p>
+      <w:pPr>
+        <w:rPr/>
+      </w:pPr>
+      <w:r>
+        <w:rPr>
+          <w:rtl w:val="0"/>
+        </w:rPr>
+      </w:r>
+    </w:p>
+    <w:p>
+      <w:pPr>
+        <w:rPr/>
+      </w:pPr>
+      <w:r>
+        <w:rPr>
+          <w:rtl w:val="0"/>
+        </w:rPr>
+      </w:r>
+    </w:p>
+    <w:p>
+      <w:pPr>
+        <w:rPr/>
+      </w:pPr>
+      <w:r>
+        <w:rPr>
+          <w:rtl w:val="0"/>
+        </w:rPr>
+      </w:r>
+    </w:p>
+    <w:p>
+      <w:pPr>
+        <w:rPr/>
+      </w:pPr>
+      <w:r>
+        <w:rPr>
+          <w:rtl w:val="0"/>
+        </w:rPr>
+      </w:r>
+    </w:p>
+    <w:p>
+      <w:pPr>
         <w:pStyle w:val="Heading1"/>
         <w:spacing w:after="120" w:before="240" w:lineRule="auto"/>
         <w:rPr>
@@ -5809,7 +6722,7 @@
       <w:pPr>
         <w:numPr>
           <w:ilvl w:val="0"/>
-          <w:numId w:val="20"/>
+          <w:numId w:val="21"/>
         </w:numPr>
         <w:spacing w:after="0" w:afterAutospacing="0" w:lineRule="auto"/>
         <w:ind w:left="720" w:hanging="360"/>
@@ -5834,7 +6747,7 @@
       <w:pPr>
         <w:numPr>
           <w:ilvl w:val="1"/>
-          <w:numId w:val="20"/>
+          <w:numId w:val="21"/>
         </w:numPr>
         <w:spacing w:after="120" w:lineRule="auto"/>
         <w:ind w:left="1440" w:hanging="360"/>
@@ -5882,7 +6795,7 @@
       <w:pPr>
         <w:numPr>
           <w:ilvl w:val="0"/>
-          <w:numId w:val="16"/>
+          <w:numId w:val="17"/>
         </w:numPr>
         <w:spacing w:after="0" w:afterAutospacing="0" w:lineRule="auto"/>
         <w:ind w:left="720" w:hanging="360"/>
@@ -5907,7 +6820,7 @@
       <w:pPr>
         <w:numPr>
           <w:ilvl w:val="1"/>
-          <w:numId w:val="16"/>
+          <w:numId w:val="17"/>
         </w:numPr>
         <w:spacing w:after="0" w:afterAutospacing="0" w:lineRule="auto"/>
         <w:ind w:left="1440" w:hanging="360"/>
@@ -7645,7 +8558,7 @@
       <w:lvlText w:val="●"/>
       <w:lvlJc w:val="left"/>
       <w:pPr>
-        <w:ind w:left="720" w:hanging="360"/>
+        <w:ind w:left="1440" w:hanging="360"/>
       </w:pPr>
       <w:rPr>
         <w:u w:val="none"/>
@@ -7657,7 +8570,7 @@
       <w:lvlText w:val="○"/>
       <w:lvlJc w:val="left"/>
       <w:pPr>
-        <w:ind w:left="1440" w:hanging="360"/>
+        <w:ind w:left="2160" w:hanging="360"/>
       </w:pPr>
       <w:rPr>
         <w:u w:val="none"/>
@@ -7669,7 +8582,7 @@
       <w:lvlText w:val="■"/>
       <w:lvlJc w:val="left"/>
       <w:pPr>
-        <w:ind w:left="2160" w:hanging="360"/>
+        <w:ind w:left="2880" w:hanging="360"/>
       </w:pPr>
       <w:rPr>
         <w:u w:val="none"/>
@@ -7681,7 +8594,7 @@
       <w:lvlText w:val="●"/>
       <w:lvlJc w:val="left"/>
       <w:pPr>
-        <w:ind w:left="2880" w:hanging="360"/>
+        <w:ind w:left="3600" w:hanging="360"/>
       </w:pPr>
       <w:rPr>
         <w:u w:val="none"/>
@@ -7693,7 +8606,7 @@
       <w:lvlText w:val="○"/>
       <w:lvlJc w:val="left"/>
       <w:pPr>
-        <w:ind w:left="3600" w:hanging="360"/>
+        <w:ind w:left="4320" w:hanging="360"/>
       </w:pPr>
       <w:rPr>
         <w:u w:val="none"/>
@@ -7705,7 +8618,7 @@
       <w:lvlText w:val="■"/>
       <w:lvlJc w:val="left"/>
       <w:pPr>
-        <w:ind w:left="4320" w:hanging="360"/>
+        <w:ind w:left="5040" w:hanging="360"/>
       </w:pPr>
       <w:rPr>
         <w:u w:val="none"/>
@@ -7717,7 +8630,7 @@
       <w:lvlText w:val="●"/>
       <w:lvlJc w:val="left"/>
       <w:pPr>
-        <w:ind w:left="5040" w:hanging="360"/>
+        <w:ind w:left="5760" w:hanging="360"/>
       </w:pPr>
       <w:rPr>
         <w:u w:val="none"/>
@@ -7729,7 +8642,7 @@
       <w:lvlText w:val="○"/>
       <w:lvlJc w:val="left"/>
       <w:pPr>
-        <w:ind w:left="5760" w:hanging="360"/>
+        <w:ind w:left="6480" w:hanging="360"/>
       </w:pPr>
       <w:rPr>
         <w:u w:val="none"/>
@@ -7741,7 +8654,7 @@
       <w:lvlText w:val="■"/>
       <w:lvlJc w:val="left"/>
       <w:pPr>
-        <w:ind w:left="6480" w:hanging="360"/>
+        <w:ind w:left="7200" w:hanging="360"/>
       </w:pPr>
       <w:rPr>
         <w:u w:val="none"/>
@@ -7755,103 +8668,103 @@
       <w:lvlText w:val="●"/>
       <w:lvlJc w:val="left"/>
       <w:pPr>
+        <w:ind w:left="720" w:hanging="360"/>
+      </w:pPr>
+      <w:rPr>
+        <w:u w:val="none"/>
+      </w:rPr>
+    </w:lvl>
+    <w:lvl w:ilvl="1">
+      <w:start w:val="1"/>
+      <w:numFmt w:val="bullet"/>
+      <w:lvlText w:val="○"/>
+      <w:lvlJc w:val="left"/>
+      <w:pPr>
         <w:ind w:left="1440" w:hanging="360"/>
       </w:pPr>
       <w:rPr>
         <w:u w:val="none"/>
       </w:rPr>
     </w:lvl>
-    <w:lvl w:ilvl="1">
+    <w:lvl w:ilvl="2">
+      <w:start w:val="1"/>
+      <w:numFmt w:val="bullet"/>
+      <w:lvlText w:val="■"/>
+      <w:lvlJc w:val="left"/>
+      <w:pPr>
+        <w:ind w:left="2160" w:hanging="360"/>
+      </w:pPr>
+      <w:rPr>
+        <w:u w:val="none"/>
+      </w:rPr>
+    </w:lvl>
+    <w:lvl w:ilvl="3">
+      <w:start w:val="1"/>
+      <w:numFmt w:val="bullet"/>
+      <w:lvlText w:val="●"/>
+      <w:lvlJc w:val="left"/>
+      <w:pPr>
+        <w:ind w:left="2880" w:hanging="360"/>
+      </w:pPr>
+      <w:rPr>
+        <w:u w:val="none"/>
+      </w:rPr>
+    </w:lvl>
+    <w:lvl w:ilvl="4">
       <w:start w:val="1"/>
       <w:numFmt w:val="bullet"/>
       <w:lvlText w:val="○"/>
       <w:lvlJc w:val="left"/>
       <w:pPr>
-        <w:ind w:left="2160" w:hanging="360"/>
-      </w:pPr>
-      <w:rPr>
-        <w:u w:val="none"/>
-      </w:rPr>
-    </w:lvl>
-    <w:lvl w:ilvl="2">
+        <w:ind w:left="3600" w:hanging="360"/>
+      </w:pPr>
+      <w:rPr>
+        <w:u w:val="none"/>
+      </w:rPr>
+    </w:lvl>
+    <w:lvl w:ilvl="5">
       <w:start w:val="1"/>
       <w:numFmt w:val="bullet"/>
       <w:lvlText w:val="■"/>
       <w:lvlJc w:val="left"/>
       <w:pPr>
-        <w:ind w:left="2880" w:hanging="360"/>
-      </w:pPr>
-      <w:rPr>
-        <w:u w:val="none"/>
-      </w:rPr>
-    </w:lvl>
-    <w:lvl w:ilvl="3">
+        <w:ind w:left="4320" w:hanging="360"/>
+      </w:pPr>
+      <w:rPr>
+        <w:u w:val="none"/>
+      </w:rPr>
+    </w:lvl>
+    <w:lvl w:ilvl="6">
       <w:start w:val="1"/>
       <w:numFmt w:val="bullet"/>
       <w:lvlText w:val="●"/>
       <w:lvlJc w:val="left"/>
       <w:pPr>
-        <w:ind w:left="3600" w:hanging="360"/>
-      </w:pPr>
-      <w:rPr>
-        <w:u w:val="none"/>
-      </w:rPr>
-    </w:lvl>
-    <w:lvl w:ilvl="4">
+        <w:ind w:left="5040" w:hanging="360"/>
+      </w:pPr>
+      <w:rPr>
+        <w:u w:val="none"/>
+      </w:rPr>
+    </w:lvl>
+    <w:lvl w:ilvl="7">
       <w:start w:val="1"/>
       <w:numFmt w:val="bullet"/>
       <w:lvlText w:val="○"/>
       <w:lvlJc w:val="left"/>
       <w:pPr>
-        <w:ind w:left="4320" w:hanging="360"/>
-      </w:pPr>
-      <w:rPr>
-        <w:u w:val="none"/>
-      </w:rPr>
-    </w:lvl>
-    <w:lvl w:ilvl="5">
+        <w:ind w:left="5760" w:hanging="360"/>
+      </w:pPr>
+      <w:rPr>
+        <w:u w:val="none"/>
+      </w:rPr>
+    </w:lvl>
+    <w:lvl w:ilvl="8">
       <w:start w:val="1"/>
       <w:numFmt w:val="bullet"/>
       <w:lvlText w:val="■"/>
       <w:lvlJc w:val="left"/>
       <w:pPr>
-        <w:ind w:left="5040" w:hanging="360"/>
-      </w:pPr>
-      <w:rPr>
-        <w:u w:val="none"/>
-      </w:rPr>
-    </w:lvl>
-    <w:lvl w:ilvl="6">
-      <w:start w:val="1"/>
-      <w:numFmt w:val="bullet"/>
-      <w:lvlText w:val="●"/>
-      <w:lvlJc w:val="left"/>
-      <w:pPr>
-        <w:ind w:left="5760" w:hanging="360"/>
-      </w:pPr>
-      <w:rPr>
-        <w:u w:val="none"/>
-      </w:rPr>
-    </w:lvl>
-    <w:lvl w:ilvl="7">
-      <w:start w:val="1"/>
-      <w:numFmt w:val="bullet"/>
-      <w:lvlText w:val="○"/>
-      <w:lvlJc w:val="left"/>
-      <w:pPr>
         <w:ind w:left="6480" w:hanging="360"/>
-      </w:pPr>
-      <w:rPr>
-        <w:u w:val="none"/>
-      </w:rPr>
-    </w:lvl>
-    <w:lvl w:ilvl="8">
-      <w:start w:val="1"/>
-      <w:numFmt w:val="bullet"/>
-      <w:lvlText w:val="■"/>
-      <w:lvlJc w:val="left"/>
-      <w:pPr>
-        <w:ind w:left="7200" w:hanging="360"/>
       </w:pPr>
       <w:rPr>
         <w:u w:val="none"/>
@@ -7975,7 +8888,7 @@
       <w:lvlText w:val="●"/>
       <w:lvlJc w:val="left"/>
       <w:pPr>
-        <w:ind w:left="720" w:hanging="360"/>
+        <w:ind w:left="1440" w:hanging="360"/>
       </w:pPr>
       <w:rPr>
         <w:u w:val="none"/>
@@ -7987,7 +8900,7 @@
       <w:lvlText w:val="○"/>
       <w:lvlJc w:val="left"/>
       <w:pPr>
-        <w:ind w:left="1440" w:hanging="360"/>
+        <w:ind w:left="2160" w:hanging="360"/>
       </w:pPr>
       <w:rPr>
         <w:u w:val="none"/>
@@ -7999,7 +8912,7 @@
       <w:lvlText w:val="■"/>
       <w:lvlJc w:val="left"/>
       <w:pPr>
-        <w:ind w:left="2160" w:hanging="360"/>
+        <w:ind w:left="2880" w:hanging="360"/>
       </w:pPr>
       <w:rPr>
         <w:u w:val="none"/>
@@ -8011,7 +8924,7 @@
       <w:lvlText w:val="●"/>
       <w:lvlJc w:val="left"/>
       <w:pPr>
-        <w:ind w:left="2880" w:hanging="360"/>
+        <w:ind w:left="3600" w:hanging="360"/>
       </w:pPr>
       <w:rPr>
         <w:u w:val="none"/>
@@ -8023,7 +8936,7 @@
       <w:lvlText w:val="○"/>
       <w:lvlJc w:val="left"/>
       <w:pPr>
-        <w:ind w:left="3600" w:hanging="360"/>
+        <w:ind w:left="4320" w:hanging="360"/>
       </w:pPr>
       <w:rPr>
         <w:u w:val="none"/>
@@ -8035,7 +8948,7 @@
       <w:lvlText w:val="■"/>
       <w:lvlJc w:val="left"/>
       <w:pPr>
-        <w:ind w:left="4320" w:hanging="360"/>
+        <w:ind w:left="5040" w:hanging="360"/>
       </w:pPr>
       <w:rPr>
         <w:u w:val="none"/>
@@ -8047,7 +8960,7 @@
       <w:lvlText w:val="●"/>
       <w:lvlJc w:val="left"/>
       <w:pPr>
-        <w:ind w:left="5040" w:hanging="360"/>
+        <w:ind w:left="5760" w:hanging="360"/>
       </w:pPr>
       <w:rPr>
         <w:u w:val="none"/>
@@ -8059,7 +8972,7 @@
       <w:lvlText w:val="○"/>
       <w:lvlJc w:val="left"/>
       <w:pPr>
-        <w:ind w:left="5760" w:hanging="360"/>
+        <w:ind w:left="6480" w:hanging="360"/>
       </w:pPr>
       <w:rPr>
         <w:u w:val="none"/>
@@ -8071,7 +8984,7 @@
       <w:lvlText w:val="■"/>
       <w:lvlJc w:val="left"/>
       <w:pPr>
-        <w:ind w:left="6480" w:hanging="360"/>
+        <w:ind w:left="7200" w:hanging="360"/>
       </w:pPr>
       <w:rPr>
         <w:u w:val="none"/>
@@ -8189,6 +9102,116 @@
     </w:lvl>
   </w:abstractNum>
   <w:abstractNum w:abstractNumId="21">
+    <w:lvl w:ilvl="0">
+      <w:start w:val="1"/>
+      <w:numFmt w:val="bullet"/>
+      <w:lvlText w:val="●"/>
+      <w:lvlJc w:val="left"/>
+      <w:pPr>
+        <w:ind w:left="720" w:hanging="360"/>
+      </w:pPr>
+      <w:rPr>
+        <w:u w:val="none"/>
+      </w:rPr>
+    </w:lvl>
+    <w:lvl w:ilvl="1">
+      <w:start w:val="1"/>
+      <w:numFmt w:val="bullet"/>
+      <w:lvlText w:val="○"/>
+      <w:lvlJc w:val="left"/>
+      <w:pPr>
+        <w:ind w:left="1440" w:hanging="360"/>
+      </w:pPr>
+      <w:rPr>
+        <w:u w:val="none"/>
+      </w:rPr>
+    </w:lvl>
+    <w:lvl w:ilvl="2">
+      <w:start w:val="1"/>
+      <w:numFmt w:val="bullet"/>
+      <w:lvlText w:val="■"/>
+      <w:lvlJc w:val="left"/>
+      <w:pPr>
+        <w:ind w:left="2160" w:hanging="360"/>
+      </w:pPr>
+      <w:rPr>
+        <w:u w:val="none"/>
+      </w:rPr>
+    </w:lvl>
+    <w:lvl w:ilvl="3">
+      <w:start w:val="1"/>
+      <w:numFmt w:val="bullet"/>
+      <w:lvlText w:val="●"/>
+      <w:lvlJc w:val="left"/>
+      <w:pPr>
+        <w:ind w:left="2880" w:hanging="360"/>
+      </w:pPr>
+      <w:rPr>
+        <w:u w:val="none"/>
+      </w:rPr>
+    </w:lvl>
+    <w:lvl w:ilvl="4">
+      <w:start w:val="1"/>
+      <w:numFmt w:val="bullet"/>
+      <w:lvlText w:val="○"/>
+      <w:lvlJc w:val="left"/>
+      <w:pPr>
+        <w:ind w:left="3600" w:hanging="360"/>
+      </w:pPr>
+      <w:rPr>
+        <w:u w:val="none"/>
+      </w:rPr>
+    </w:lvl>
+    <w:lvl w:ilvl="5">
+      <w:start w:val="1"/>
+      <w:numFmt w:val="bullet"/>
+      <w:lvlText w:val="■"/>
+      <w:lvlJc w:val="left"/>
+      <w:pPr>
+        <w:ind w:left="4320" w:hanging="360"/>
+      </w:pPr>
+      <w:rPr>
+        <w:u w:val="none"/>
+      </w:rPr>
+    </w:lvl>
+    <w:lvl w:ilvl="6">
+      <w:start w:val="1"/>
+      <w:numFmt w:val="bullet"/>
+      <w:lvlText w:val="●"/>
+      <w:lvlJc w:val="left"/>
+      <w:pPr>
+        <w:ind w:left="5040" w:hanging="360"/>
+      </w:pPr>
+      <w:rPr>
+        <w:u w:val="none"/>
+      </w:rPr>
+    </w:lvl>
+    <w:lvl w:ilvl="7">
+      <w:start w:val="1"/>
+      <w:numFmt w:val="bullet"/>
+      <w:lvlText w:val="○"/>
+      <w:lvlJc w:val="left"/>
+      <w:pPr>
+        <w:ind w:left="5760" w:hanging="360"/>
+      </w:pPr>
+      <w:rPr>
+        <w:u w:val="none"/>
+      </w:rPr>
+    </w:lvl>
+    <w:lvl w:ilvl="8">
+      <w:start w:val="1"/>
+      <w:numFmt w:val="bullet"/>
+      <w:lvlText w:val="■"/>
+      <w:lvlJc w:val="left"/>
+      <w:pPr>
+        <w:ind w:left="6480" w:hanging="360"/>
+      </w:pPr>
+      <w:rPr>
+        <w:u w:val="none"/>
+      </w:rPr>
+    </w:lvl>
+  </w:abstractNum>
+  <w:abstractNum w:abstractNumId="22">
     <w:lvl w:ilvl="0">
       <w:start w:val="1"/>
       <w:numFmt w:val="bullet"/>
@@ -8360,6 +9383,9 @@
   </w:num>
   <w:num w:numId="21">
     <w:abstractNumId w:val="21"/>
+  </w:num>
+  <w:num w:numId="22">
+    <w:abstractNumId w:val="22"/>
   </w:num>
 </w:numbering>
 </file>
